--- a/Моделювання систем/лаб18/Horetskyi_lab#.docx
+++ b/Моделювання систем/лаб18/Horetskyi_lab#.docx
@@ -274,7 +274,7 @@
           <w:b/>
           <w:bCs/>
         </w:rPr>
-        <w:t>Завдання 1.</w:t>
+        <w:t>Завдання.</w:t>
       </w:r>
     </w:p>
     <w:p>
@@ -285,7 +285,46 @@
         <w:t>Умова завдання</w:t>
       </w:r>
     </w:p>
-    <w:p/>
+    <w:p>
+      <w:r>
+        <w:rPr>
+          <w:noProof/>
+        </w:rPr>
+        <w:drawing>
+          <wp:inline distT="0" distB="0" distL="0" distR="0" wp14:anchorId="08CACCB0" wp14:editId="60877CB5">
+            <wp:extent cx="5733415" cy="1319530"/>
+            <wp:effectExtent l="0" t="0" r="635" b="0"/>
+            <wp:docPr id="4" name="Рисунок 4"/>
+            <wp:cNvGraphicFramePr/>
+            <a:graphic xmlns:a="http://schemas.openxmlformats.org/drawingml/2006/main">
+              <a:graphicData uri="http://schemas.openxmlformats.org/drawingml/2006/picture">
+                <pic:pic xmlns:pic="http://schemas.openxmlformats.org/drawingml/2006/picture">
+                  <pic:nvPicPr>
+                    <pic:cNvPr id="4" name="Рисунок 4"/>
+                    <pic:cNvPicPr/>
+                  </pic:nvPicPr>
+                  <pic:blipFill>
+                    <a:blip r:embed="rId4"/>
+                    <a:stretch>
+                      <a:fillRect/>
+                    </a:stretch>
+                  </pic:blipFill>
+                  <pic:spPr>
+                    <a:xfrm>
+                      <a:off x="0" y="0"/>
+                      <a:ext cx="5733415" cy="1319530"/>
+                    </a:xfrm>
+                    <a:prstGeom prst="rect">
+                      <a:avLst/>
+                    </a:prstGeom>
+                  </pic:spPr>
+                </pic:pic>
+              </a:graphicData>
+            </a:graphic>
+          </wp:inline>
+        </w:drawing>
+      </w:r>
+    </w:p>
     <w:p>
       <w:pPr>
         <w:pStyle w:val="4"/>
@@ -309,6 +348,3306 @@
     </w:p>
     <w:p>
       <w:pPr>
+        <w:spacing w:line="240" w:lineRule="auto"/>
+        <w:rPr>
+          <w:rFonts w:ascii="Consolas" w:eastAsia="Times New Roman" w:hAnsi="Consolas" w:cs="Times New Roman"/>
+          <w:sz w:val="20"/>
+          <w:szCs w:val="20"/>
+          <w:lang w:val="uk-UA"/>
+        </w:rPr>
+      </w:pPr>
+      <w:r>
+        <w:rPr>
+          <w:rFonts w:ascii="Consolas" w:eastAsia="Times New Roman" w:hAnsi="Consolas" w:cs="Times New Roman"/>
+          <w:color w:val="008013"/>
+          <w:sz w:val="20"/>
+          <w:szCs w:val="20"/>
+          <w:lang w:val="uk-UA"/>
+        </w:rPr>
+        <w:t xml:space="preserve">%%  Моделювання руху Титана і </w:t>
+      </w:r>
+      <w:proofErr w:type="spellStart"/>
+      <w:r>
+        <w:rPr>
+          <w:rFonts w:ascii="Consolas" w:eastAsia="Times New Roman" w:hAnsi="Consolas" w:cs="Times New Roman"/>
+          <w:color w:val="008013"/>
+          <w:sz w:val="20"/>
+          <w:szCs w:val="20"/>
+          <w:lang w:val="uk-UA"/>
+        </w:rPr>
+        <w:t>Япета</w:t>
+      </w:r>
+      <w:proofErr w:type="spellEnd"/>
+      <w:r>
+        <w:rPr>
+          <w:rFonts w:ascii="Consolas" w:eastAsia="Times New Roman" w:hAnsi="Consolas" w:cs="Times New Roman"/>
+          <w:color w:val="008013"/>
+          <w:sz w:val="20"/>
+          <w:szCs w:val="20"/>
+          <w:lang w:val="uk-UA"/>
+        </w:rPr>
+        <w:t xml:space="preserve"> навколо Сатурна</w:t>
+      </w:r>
+    </w:p>
+    <w:p>
+      <w:pPr>
+        <w:spacing w:line="240" w:lineRule="auto"/>
+        <w:rPr>
+          <w:rFonts w:ascii="Consolas" w:eastAsia="Times New Roman" w:hAnsi="Consolas" w:cs="Times New Roman"/>
+          <w:sz w:val="20"/>
+          <w:szCs w:val="20"/>
+          <w:lang w:val="uk-UA"/>
+        </w:rPr>
+      </w:pPr>
+      <w:proofErr w:type="spellStart"/>
+      <w:r>
+        <w:rPr>
+          <w:rFonts w:ascii="Consolas" w:eastAsia="Times New Roman" w:hAnsi="Consolas" w:cs="Times New Roman"/>
+          <w:sz w:val="20"/>
+          <w:szCs w:val="20"/>
+          <w:lang w:val="uk-UA"/>
+        </w:rPr>
+        <w:t>clear</w:t>
+      </w:r>
+      <w:proofErr w:type="spellEnd"/>
+      <w:r>
+        <w:rPr>
+          <w:rFonts w:ascii="Consolas" w:eastAsia="Times New Roman" w:hAnsi="Consolas" w:cs="Times New Roman"/>
+          <w:sz w:val="20"/>
+          <w:szCs w:val="20"/>
+          <w:lang w:val="uk-UA"/>
+        </w:rPr>
+        <w:t xml:space="preserve">; </w:t>
+      </w:r>
+      <w:proofErr w:type="spellStart"/>
+      <w:r>
+        <w:rPr>
+          <w:rFonts w:ascii="Consolas" w:eastAsia="Times New Roman" w:hAnsi="Consolas" w:cs="Times New Roman"/>
+          <w:sz w:val="20"/>
+          <w:szCs w:val="20"/>
+          <w:lang w:val="uk-UA"/>
+        </w:rPr>
+        <w:t>clc</w:t>
+      </w:r>
+      <w:proofErr w:type="spellEnd"/>
+      <w:r>
+        <w:rPr>
+          <w:rFonts w:ascii="Consolas" w:eastAsia="Times New Roman" w:hAnsi="Consolas" w:cs="Times New Roman"/>
+          <w:sz w:val="20"/>
+          <w:szCs w:val="20"/>
+          <w:lang w:val="uk-UA"/>
+        </w:rPr>
+        <w:t>;</w:t>
+      </w:r>
+    </w:p>
+    <w:p>
+      <w:pPr>
+        <w:spacing w:line="240" w:lineRule="auto"/>
+        <w:rPr>
+          <w:rFonts w:ascii="Consolas" w:eastAsia="Times New Roman" w:hAnsi="Consolas" w:cs="Times New Roman"/>
+          <w:sz w:val="20"/>
+          <w:szCs w:val="20"/>
+          <w:lang w:val="uk-UA"/>
+        </w:rPr>
+      </w:pPr>
+    </w:p>
+    <w:p>
+      <w:pPr>
+        <w:spacing w:line="240" w:lineRule="auto"/>
+        <w:rPr>
+          <w:rFonts w:ascii="Consolas" w:eastAsia="Times New Roman" w:hAnsi="Consolas" w:cs="Times New Roman"/>
+          <w:sz w:val="20"/>
+          <w:szCs w:val="20"/>
+          <w:lang w:val="uk-UA"/>
+        </w:rPr>
+      </w:pPr>
+      <w:r>
+        <w:rPr>
+          <w:rFonts w:ascii="Consolas" w:eastAsia="Times New Roman" w:hAnsi="Consolas" w:cs="Times New Roman"/>
+          <w:color w:val="008013"/>
+          <w:sz w:val="20"/>
+          <w:szCs w:val="20"/>
+          <w:lang w:val="uk-UA"/>
+        </w:rPr>
+        <w:t>%––– 1. Фізичні константи</w:t>
+      </w:r>
+    </w:p>
+    <w:p>
+      <w:pPr>
+        <w:spacing w:line="240" w:lineRule="auto"/>
+        <w:rPr>
+          <w:rFonts w:ascii="Consolas" w:eastAsia="Times New Roman" w:hAnsi="Consolas" w:cs="Times New Roman"/>
+          <w:sz w:val="20"/>
+          <w:szCs w:val="20"/>
+          <w:lang w:val="uk-UA"/>
+        </w:rPr>
+      </w:pPr>
+      <w:proofErr w:type="spellStart"/>
+      <w:r>
+        <w:rPr>
+          <w:rFonts w:ascii="Consolas" w:eastAsia="Times New Roman" w:hAnsi="Consolas" w:cs="Times New Roman"/>
+          <w:sz w:val="20"/>
+          <w:szCs w:val="20"/>
+          <w:lang w:val="uk-UA"/>
+        </w:rPr>
+        <w:t>mu</w:t>
+      </w:r>
+      <w:proofErr w:type="spellEnd"/>
+      <w:r>
+        <w:rPr>
+          <w:rFonts w:ascii="Consolas" w:eastAsia="Times New Roman" w:hAnsi="Consolas" w:cs="Times New Roman"/>
+          <w:sz w:val="20"/>
+          <w:szCs w:val="20"/>
+          <w:lang w:val="uk-UA"/>
+        </w:rPr>
+        <w:t xml:space="preserve">  = 3.79406e16;              </w:t>
+      </w:r>
+      <w:r>
+        <w:rPr>
+          <w:rFonts w:ascii="Consolas" w:eastAsia="Times New Roman" w:hAnsi="Consolas" w:cs="Times New Roman"/>
+          <w:color w:val="008013"/>
+          <w:sz w:val="20"/>
+          <w:szCs w:val="20"/>
+          <w:lang w:val="uk-UA"/>
+        </w:rPr>
+        <w:t>% м^3/с^2  (GM Сатурна)</w:t>
+      </w:r>
+    </w:p>
+    <w:p>
+      <w:pPr>
+        <w:spacing w:line="240" w:lineRule="auto"/>
+        <w:rPr>
+          <w:rFonts w:ascii="Consolas" w:eastAsia="Times New Roman" w:hAnsi="Consolas" w:cs="Times New Roman"/>
+          <w:sz w:val="20"/>
+          <w:szCs w:val="20"/>
+          <w:lang w:val="uk-UA"/>
+        </w:rPr>
+      </w:pPr>
+    </w:p>
+    <w:p>
+      <w:pPr>
+        <w:spacing w:line="240" w:lineRule="auto"/>
+        <w:rPr>
+          <w:rFonts w:ascii="Consolas" w:eastAsia="Times New Roman" w:hAnsi="Consolas" w:cs="Times New Roman"/>
+          <w:sz w:val="20"/>
+          <w:szCs w:val="20"/>
+          <w:lang w:val="uk-UA"/>
+        </w:rPr>
+      </w:pPr>
+      <w:r>
+        <w:rPr>
+          <w:rFonts w:ascii="Consolas" w:eastAsia="Times New Roman" w:hAnsi="Consolas" w:cs="Times New Roman"/>
+          <w:color w:val="008013"/>
+          <w:sz w:val="20"/>
+          <w:szCs w:val="20"/>
+          <w:lang w:val="uk-UA"/>
+        </w:rPr>
+        <w:t>% Параметри супутників  [</w:t>
+      </w:r>
+      <w:proofErr w:type="spellStart"/>
+      <w:r>
+        <w:rPr>
+          <w:rFonts w:ascii="Consolas" w:eastAsia="Times New Roman" w:hAnsi="Consolas" w:cs="Times New Roman"/>
+          <w:color w:val="008013"/>
+          <w:sz w:val="20"/>
+          <w:szCs w:val="20"/>
+          <w:lang w:val="uk-UA"/>
+        </w:rPr>
+        <w:t>a_km</w:t>
+      </w:r>
+      <w:proofErr w:type="spellEnd"/>
+      <w:r>
+        <w:rPr>
+          <w:rFonts w:ascii="Consolas" w:eastAsia="Times New Roman" w:hAnsi="Consolas" w:cs="Times New Roman"/>
+          <w:color w:val="008013"/>
+          <w:sz w:val="20"/>
+          <w:szCs w:val="20"/>
+          <w:lang w:val="uk-UA"/>
+        </w:rPr>
+        <w:t xml:space="preserve">  </w:t>
+      </w:r>
+      <w:proofErr w:type="spellStart"/>
+      <w:r>
+        <w:rPr>
+          <w:rFonts w:ascii="Consolas" w:eastAsia="Times New Roman" w:hAnsi="Consolas" w:cs="Times New Roman"/>
+          <w:color w:val="008013"/>
+          <w:sz w:val="20"/>
+          <w:szCs w:val="20"/>
+          <w:lang w:val="uk-UA"/>
+        </w:rPr>
+        <w:t>T_days</w:t>
+      </w:r>
+      <w:proofErr w:type="spellEnd"/>
+      <w:r>
+        <w:rPr>
+          <w:rFonts w:ascii="Consolas" w:eastAsia="Times New Roman" w:hAnsi="Consolas" w:cs="Times New Roman"/>
+          <w:color w:val="008013"/>
+          <w:sz w:val="20"/>
+          <w:szCs w:val="20"/>
+          <w:lang w:val="uk-UA"/>
+        </w:rPr>
+        <w:t>]</w:t>
+      </w:r>
+    </w:p>
+    <w:p>
+      <w:pPr>
+        <w:spacing w:line="240" w:lineRule="auto"/>
+        <w:rPr>
+          <w:rFonts w:ascii="Consolas" w:eastAsia="Times New Roman" w:hAnsi="Consolas" w:cs="Times New Roman"/>
+          <w:sz w:val="20"/>
+          <w:szCs w:val="20"/>
+          <w:lang w:val="uk-UA"/>
+        </w:rPr>
+      </w:pPr>
+      <w:proofErr w:type="spellStart"/>
+      <w:r>
+        <w:rPr>
+          <w:rFonts w:ascii="Consolas" w:eastAsia="Times New Roman" w:hAnsi="Consolas" w:cs="Times New Roman"/>
+          <w:sz w:val="20"/>
+          <w:szCs w:val="20"/>
+          <w:lang w:val="uk-UA"/>
+        </w:rPr>
+        <w:t>data</w:t>
+      </w:r>
+      <w:proofErr w:type="spellEnd"/>
+      <w:r>
+        <w:rPr>
+          <w:rFonts w:ascii="Consolas" w:eastAsia="Times New Roman" w:hAnsi="Consolas" w:cs="Times New Roman"/>
+          <w:sz w:val="20"/>
+          <w:szCs w:val="20"/>
+          <w:lang w:val="uk-UA"/>
+        </w:rPr>
+        <w:t xml:space="preserve"> = </w:t>
+      </w:r>
+      <w:proofErr w:type="spellStart"/>
+      <w:r>
+        <w:rPr>
+          <w:rFonts w:ascii="Consolas" w:eastAsia="Times New Roman" w:hAnsi="Consolas" w:cs="Times New Roman"/>
+          <w:sz w:val="20"/>
+          <w:szCs w:val="20"/>
+          <w:lang w:val="uk-UA"/>
+        </w:rPr>
+        <w:t>struct</w:t>
+      </w:r>
+      <w:proofErr w:type="spellEnd"/>
+      <w:r>
+        <w:rPr>
+          <w:rFonts w:ascii="Consolas" w:eastAsia="Times New Roman" w:hAnsi="Consolas" w:cs="Times New Roman"/>
+          <w:sz w:val="20"/>
+          <w:szCs w:val="20"/>
+          <w:lang w:val="uk-UA"/>
+        </w:rPr>
+        <w:t xml:space="preserve">( </w:t>
+      </w:r>
+      <w:r>
+        <w:rPr>
+          <w:rFonts w:ascii="Consolas" w:eastAsia="Times New Roman" w:hAnsi="Consolas" w:cs="Times New Roman"/>
+          <w:color w:val="0E00FF"/>
+          <w:sz w:val="20"/>
+          <w:szCs w:val="20"/>
+          <w:lang w:val="uk-UA"/>
+        </w:rPr>
+        <w:t>...</w:t>
+      </w:r>
+    </w:p>
+    <w:p>
+      <w:pPr>
+        <w:spacing w:line="240" w:lineRule="auto"/>
+        <w:rPr>
+          <w:rFonts w:ascii="Consolas" w:eastAsia="Times New Roman" w:hAnsi="Consolas" w:cs="Times New Roman"/>
+          <w:sz w:val="20"/>
+          <w:szCs w:val="20"/>
+          <w:lang w:val="uk-UA"/>
+        </w:rPr>
+      </w:pPr>
+      <w:r>
+        <w:rPr>
+          <w:rFonts w:ascii="Consolas" w:eastAsia="Times New Roman" w:hAnsi="Consolas" w:cs="Times New Roman"/>
+          <w:sz w:val="20"/>
+          <w:szCs w:val="20"/>
+          <w:lang w:val="uk-UA"/>
+        </w:rPr>
+        <w:t xml:space="preserve">    </w:t>
+      </w:r>
+      <w:r>
+        <w:rPr>
+          <w:rFonts w:ascii="Consolas" w:eastAsia="Times New Roman" w:hAnsi="Consolas" w:cs="Times New Roman"/>
+          <w:color w:val="A709F5"/>
+          <w:sz w:val="20"/>
+          <w:szCs w:val="20"/>
+          <w:lang w:val="uk-UA"/>
+        </w:rPr>
+        <w:t>'</w:t>
+      </w:r>
+      <w:proofErr w:type="spellStart"/>
+      <w:r>
+        <w:rPr>
+          <w:rFonts w:ascii="Consolas" w:eastAsia="Times New Roman" w:hAnsi="Consolas" w:cs="Times New Roman"/>
+          <w:color w:val="A709F5"/>
+          <w:sz w:val="20"/>
+          <w:szCs w:val="20"/>
+          <w:lang w:val="uk-UA"/>
+        </w:rPr>
+        <w:t>Titan</w:t>
+      </w:r>
+      <w:proofErr w:type="spellEnd"/>
+      <w:r>
+        <w:rPr>
+          <w:rFonts w:ascii="Consolas" w:eastAsia="Times New Roman" w:hAnsi="Consolas" w:cs="Times New Roman"/>
+          <w:color w:val="A709F5"/>
+          <w:sz w:val="20"/>
+          <w:szCs w:val="20"/>
+          <w:lang w:val="uk-UA"/>
+        </w:rPr>
+        <w:t>'</w:t>
+      </w:r>
+      <w:r>
+        <w:rPr>
+          <w:rFonts w:ascii="Consolas" w:eastAsia="Times New Roman" w:hAnsi="Consolas" w:cs="Times New Roman"/>
+          <w:sz w:val="20"/>
+          <w:szCs w:val="20"/>
+          <w:lang w:val="uk-UA"/>
+        </w:rPr>
+        <w:t xml:space="preserve">, [1.22187e6   15.945] , </w:t>
+      </w:r>
+      <w:r>
+        <w:rPr>
+          <w:rFonts w:ascii="Consolas" w:eastAsia="Times New Roman" w:hAnsi="Consolas" w:cs="Times New Roman"/>
+          <w:color w:val="0E00FF"/>
+          <w:sz w:val="20"/>
+          <w:szCs w:val="20"/>
+          <w:lang w:val="uk-UA"/>
+        </w:rPr>
+        <w:t>...</w:t>
+      </w:r>
+    </w:p>
+    <w:p>
+      <w:pPr>
+        <w:spacing w:line="240" w:lineRule="auto"/>
+        <w:rPr>
+          <w:rFonts w:ascii="Consolas" w:eastAsia="Times New Roman" w:hAnsi="Consolas" w:cs="Times New Roman"/>
+          <w:sz w:val="20"/>
+          <w:szCs w:val="20"/>
+          <w:lang w:val="uk-UA"/>
+        </w:rPr>
+      </w:pPr>
+      <w:r>
+        <w:rPr>
+          <w:rFonts w:ascii="Consolas" w:eastAsia="Times New Roman" w:hAnsi="Consolas" w:cs="Times New Roman"/>
+          <w:sz w:val="20"/>
+          <w:szCs w:val="20"/>
+          <w:lang w:val="uk-UA"/>
+        </w:rPr>
+        <w:t xml:space="preserve">    </w:t>
+      </w:r>
+      <w:r>
+        <w:rPr>
+          <w:rFonts w:ascii="Consolas" w:eastAsia="Times New Roman" w:hAnsi="Consolas" w:cs="Times New Roman"/>
+          <w:color w:val="A709F5"/>
+          <w:sz w:val="20"/>
+          <w:szCs w:val="20"/>
+          <w:lang w:val="uk-UA"/>
+        </w:rPr>
+        <w:t>'</w:t>
+      </w:r>
+      <w:proofErr w:type="spellStart"/>
+      <w:r>
+        <w:rPr>
+          <w:rFonts w:ascii="Consolas" w:eastAsia="Times New Roman" w:hAnsi="Consolas" w:cs="Times New Roman"/>
+          <w:color w:val="A709F5"/>
+          <w:sz w:val="20"/>
+          <w:szCs w:val="20"/>
+          <w:lang w:val="uk-UA"/>
+        </w:rPr>
+        <w:t>Iapetus</w:t>
+      </w:r>
+      <w:proofErr w:type="spellEnd"/>
+      <w:r>
+        <w:rPr>
+          <w:rFonts w:ascii="Consolas" w:eastAsia="Times New Roman" w:hAnsi="Consolas" w:cs="Times New Roman"/>
+          <w:color w:val="A709F5"/>
+          <w:sz w:val="20"/>
+          <w:szCs w:val="20"/>
+          <w:lang w:val="uk-UA"/>
+        </w:rPr>
+        <w:t>'</w:t>
+      </w:r>
+      <w:r>
+        <w:rPr>
+          <w:rFonts w:ascii="Consolas" w:eastAsia="Times New Roman" w:hAnsi="Consolas" w:cs="Times New Roman"/>
+          <w:sz w:val="20"/>
+          <w:szCs w:val="20"/>
+          <w:lang w:val="uk-UA"/>
+        </w:rPr>
+        <w:t>, [3.56082e6 79.321] );</w:t>
+      </w:r>
+    </w:p>
+    <w:p>
+      <w:pPr>
+        <w:spacing w:line="240" w:lineRule="auto"/>
+        <w:rPr>
+          <w:rFonts w:ascii="Consolas" w:eastAsia="Times New Roman" w:hAnsi="Consolas" w:cs="Times New Roman"/>
+          <w:sz w:val="20"/>
+          <w:szCs w:val="20"/>
+          <w:lang w:val="uk-UA"/>
+        </w:rPr>
+      </w:pPr>
+    </w:p>
+    <w:p>
+      <w:pPr>
+        <w:spacing w:line="240" w:lineRule="auto"/>
+        <w:rPr>
+          <w:rFonts w:ascii="Consolas" w:eastAsia="Times New Roman" w:hAnsi="Consolas" w:cs="Times New Roman"/>
+          <w:sz w:val="20"/>
+          <w:szCs w:val="20"/>
+          <w:lang w:val="uk-UA"/>
+        </w:rPr>
+      </w:pPr>
+      <w:proofErr w:type="spellStart"/>
+      <w:r>
+        <w:rPr>
+          <w:rFonts w:ascii="Consolas" w:eastAsia="Times New Roman" w:hAnsi="Consolas" w:cs="Times New Roman"/>
+          <w:sz w:val="20"/>
+          <w:szCs w:val="20"/>
+          <w:lang w:val="uk-UA"/>
+        </w:rPr>
+        <w:t>names</w:t>
+      </w:r>
+      <w:proofErr w:type="spellEnd"/>
+      <w:r>
+        <w:rPr>
+          <w:rFonts w:ascii="Consolas" w:eastAsia="Times New Roman" w:hAnsi="Consolas" w:cs="Times New Roman"/>
+          <w:sz w:val="20"/>
+          <w:szCs w:val="20"/>
+          <w:lang w:val="uk-UA"/>
+        </w:rPr>
+        <w:t xml:space="preserve"> = </w:t>
+      </w:r>
+      <w:proofErr w:type="spellStart"/>
+      <w:r>
+        <w:rPr>
+          <w:rFonts w:ascii="Consolas" w:eastAsia="Times New Roman" w:hAnsi="Consolas" w:cs="Times New Roman"/>
+          <w:sz w:val="20"/>
+          <w:szCs w:val="20"/>
+          <w:lang w:val="uk-UA"/>
+        </w:rPr>
+        <w:t>fieldnames</w:t>
+      </w:r>
+      <w:proofErr w:type="spellEnd"/>
+      <w:r>
+        <w:rPr>
+          <w:rFonts w:ascii="Consolas" w:eastAsia="Times New Roman" w:hAnsi="Consolas" w:cs="Times New Roman"/>
+          <w:sz w:val="20"/>
+          <w:szCs w:val="20"/>
+          <w:lang w:val="uk-UA"/>
+        </w:rPr>
+        <w:t>(</w:t>
+      </w:r>
+      <w:proofErr w:type="spellStart"/>
+      <w:r>
+        <w:rPr>
+          <w:rFonts w:ascii="Consolas" w:eastAsia="Times New Roman" w:hAnsi="Consolas" w:cs="Times New Roman"/>
+          <w:sz w:val="20"/>
+          <w:szCs w:val="20"/>
+          <w:lang w:val="uk-UA"/>
+        </w:rPr>
+        <w:t>data</w:t>
+      </w:r>
+      <w:proofErr w:type="spellEnd"/>
+      <w:r>
+        <w:rPr>
+          <w:rFonts w:ascii="Consolas" w:eastAsia="Times New Roman" w:hAnsi="Consolas" w:cs="Times New Roman"/>
+          <w:sz w:val="20"/>
+          <w:szCs w:val="20"/>
+          <w:lang w:val="uk-UA"/>
+        </w:rPr>
+        <w:t>);</w:t>
+      </w:r>
+    </w:p>
+    <w:p>
+      <w:pPr>
+        <w:spacing w:line="240" w:lineRule="auto"/>
+        <w:rPr>
+          <w:rFonts w:ascii="Consolas" w:eastAsia="Times New Roman" w:hAnsi="Consolas" w:cs="Times New Roman"/>
+          <w:sz w:val="20"/>
+          <w:szCs w:val="20"/>
+          <w:lang w:val="uk-UA"/>
+        </w:rPr>
+      </w:pPr>
+    </w:p>
+    <w:p>
+      <w:pPr>
+        <w:spacing w:line="240" w:lineRule="auto"/>
+        <w:rPr>
+          <w:rFonts w:ascii="Consolas" w:eastAsia="Times New Roman" w:hAnsi="Consolas" w:cs="Times New Roman"/>
+          <w:sz w:val="20"/>
+          <w:szCs w:val="20"/>
+          <w:lang w:val="uk-UA"/>
+        </w:rPr>
+      </w:pPr>
+      <w:r>
+        <w:rPr>
+          <w:rFonts w:ascii="Consolas" w:eastAsia="Times New Roman" w:hAnsi="Consolas" w:cs="Times New Roman"/>
+          <w:color w:val="008013"/>
+          <w:sz w:val="20"/>
+          <w:szCs w:val="20"/>
+          <w:lang w:val="uk-UA"/>
+        </w:rPr>
+        <w:t>%––– 2. Готую спільний часовий відрізок (80 діб)</w:t>
+      </w:r>
+    </w:p>
+    <w:p>
+      <w:pPr>
+        <w:spacing w:line="240" w:lineRule="auto"/>
+        <w:rPr>
+          <w:rFonts w:ascii="Consolas" w:eastAsia="Times New Roman" w:hAnsi="Consolas" w:cs="Times New Roman"/>
+          <w:sz w:val="20"/>
+          <w:szCs w:val="20"/>
+          <w:lang w:val="uk-UA"/>
+        </w:rPr>
+      </w:pPr>
+      <w:proofErr w:type="spellStart"/>
+      <w:r>
+        <w:rPr>
+          <w:rFonts w:ascii="Consolas" w:eastAsia="Times New Roman" w:hAnsi="Consolas" w:cs="Times New Roman"/>
+          <w:sz w:val="20"/>
+          <w:szCs w:val="20"/>
+          <w:lang w:val="uk-UA"/>
+        </w:rPr>
+        <w:t>tEnd</w:t>
+      </w:r>
+      <w:proofErr w:type="spellEnd"/>
+      <w:r>
+        <w:rPr>
+          <w:rFonts w:ascii="Consolas" w:eastAsia="Times New Roman" w:hAnsi="Consolas" w:cs="Times New Roman"/>
+          <w:sz w:val="20"/>
+          <w:szCs w:val="20"/>
+          <w:lang w:val="uk-UA"/>
+        </w:rPr>
+        <w:t xml:space="preserve">  = 80*86400;              </w:t>
+      </w:r>
+      <w:r>
+        <w:rPr>
+          <w:rFonts w:ascii="Consolas" w:eastAsia="Times New Roman" w:hAnsi="Consolas" w:cs="Times New Roman"/>
+          <w:color w:val="008013"/>
+          <w:sz w:val="20"/>
+          <w:szCs w:val="20"/>
+          <w:lang w:val="uk-UA"/>
+        </w:rPr>
+        <w:t>% 80 діб → секунди</w:t>
+      </w:r>
+    </w:p>
+    <w:p>
+      <w:pPr>
+        <w:spacing w:line="240" w:lineRule="auto"/>
+        <w:rPr>
+          <w:rFonts w:ascii="Consolas" w:eastAsia="Times New Roman" w:hAnsi="Consolas" w:cs="Times New Roman"/>
+          <w:sz w:val="20"/>
+          <w:szCs w:val="20"/>
+          <w:lang w:val="uk-UA"/>
+        </w:rPr>
+      </w:pPr>
+      <w:proofErr w:type="spellStart"/>
+      <w:r>
+        <w:rPr>
+          <w:rFonts w:ascii="Consolas" w:eastAsia="Times New Roman" w:hAnsi="Consolas" w:cs="Times New Roman"/>
+          <w:sz w:val="20"/>
+          <w:szCs w:val="20"/>
+          <w:lang w:val="uk-UA"/>
+        </w:rPr>
+        <w:t>tspan</w:t>
+      </w:r>
+      <w:proofErr w:type="spellEnd"/>
+      <w:r>
+        <w:rPr>
+          <w:rFonts w:ascii="Consolas" w:eastAsia="Times New Roman" w:hAnsi="Consolas" w:cs="Times New Roman"/>
+          <w:sz w:val="20"/>
+          <w:szCs w:val="20"/>
+          <w:lang w:val="uk-UA"/>
+        </w:rPr>
+        <w:t xml:space="preserve"> = </w:t>
+      </w:r>
+      <w:proofErr w:type="spellStart"/>
+      <w:r>
+        <w:rPr>
+          <w:rFonts w:ascii="Consolas" w:eastAsia="Times New Roman" w:hAnsi="Consolas" w:cs="Times New Roman"/>
+          <w:sz w:val="20"/>
+          <w:szCs w:val="20"/>
+          <w:lang w:val="uk-UA"/>
+        </w:rPr>
+        <w:t>linspace</w:t>
+      </w:r>
+      <w:proofErr w:type="spellEnd"/>
+      <w:r>
+        <w:rPr>
+          <w:rFonts w:ascii="Consolas" w:eastAsia="Times New Roman" w:hAnsi="Consolas" w:cs="Times New Roman"/>
+          <w:sz w:val="20"/>
+          <w:szCs w:val="20"/>
+          <w:lang w:val="uk-UA"/>
+        </w:rPr>
+        <w:t xml:space="preserve">(0,tEnd,4000); </w:t>
+      </w:r>
+      <w:r>
+        <w:rPr>
+          <w:rFonts w:ascii="Consolas" w:eastAsia="Times New Roman" w:hAnsi="Consolas" w:cs="Times New Roman"/>
+          <w:color w:val="008013"/>
+          <w:sz w:val="20"/>
+          <w:szCs w:val="20"/>
+          <w:lang w:val="uk-UA"/>
+        </w:rPr>
+        <w:t>% однаково для обох</w:t>
+      </w:r>
+    </w:p>
+    <w:p>
+      <w:pPr>
+        <w:spacing w:line="240" w:lineRule="auto"/>
+        <w:rPr>
+          <w:rFonts w:ascii="Consolas" w:eastAsia="Times New Roman" w:hAnsi="Consolas" w:cs="Times New Roman"/>
+          <w:sz w:val="20"/>
+          <w:szCs w:val="20"/>
+          <w:lang w:val="uk-UA"/>
+        </w:rPr>
+      </w:pPr>
+    </w:p>
+    <w:p>
+      <w:pPr>
+        <w:spacing w:line="240" w:lineRule="auto"/>
+        <w:rPr>
+          <w:rFonts w:ascii="Consolas" w:eastAsia="Times New Roman" w:hAnsi="Consolas" w:cs="Times New Roman"/>
+          <w:sz w:val="20"/>
+          <w:szCs w:val="20"/>
+          <w:lang w:val="uk-UA"/>
+        </w:rPr>
+      </w:pPr>
+      <w:r>
+        <w:rPr>
+          <w:rFonts w:ascii="Consolas" w:eastAsia="Times New Roman" w:hAnsi="Consolas" w:cs="Times New Roman"/>
+          <w:color w:val="008013"/>
+          <w:sz w:val="20"/>
+          <w:szCs w:val="20"/>
+          <w:lang w:val="uk-UA"/>
+        </w:rPr>
+        <w:t>%––– 3. Розрахунок і інтегрування</w:t>
+      </w:r>
+    </w:p>
+    <w:p>
+      <w:pPr>
+        <w:spacing w:line="240" w:lineRule="auto"/>
+        <w:rPr>
+          <w:rFonts w:ascii="Consolas" w:eastAsia="Times New Roman" w:hAnsi="Consolas" w:cs="Times New Roman"/>
+          <w:sz w:val="20"/>
+          <w:szCs w:val="20"/>
+          <w:lang w:val="uk-UA"/>
+        </w:rPr>
+      </w:pPr>
+      <w:proofErr w:type="spellStart"/>
+      <w:r>
+        <w:rPr>
+          <w:rFonts w:ascii="Consolas" w:eastAsia="Times New Roman" w:hAnsi="Consolas" w:cs="Times New Roman"/>
+          <w:sz w:val="20"/>
+          <w:szCs w:val="20"/>
+          <w:lang w:val="uk-UA"/>
+        </w:rPr>
+        <w:t>sol</w:t>
+      </w:r>
+      <w:proofErr w:type="spellEnd"/>
+      <w:r>
+        <w:rPr>
+          <w:rFonts w:ascii="Consolas" w:eastAsia="Times New Roman" w:hAnsi="Consolas" w:cs="Times New Roman"/>
+          <w:sz w:val="20"/>
+          <w:szCs w:val="20"/>
+          <w:lang w:val="uk-UA"/>
+        </w:rPr>
+        <w:t xml:space="preserve"> = </w:t>
+      </w:r>
+      <w:proofErr w:type="spellStart"/>
+      <w:r>
+        <w:rPr>
+          <w:rFonts w:ascii="Consolas" w:eastAsia="Times New Roman" w:hAnsi="Consolas" w:cs="Times New Roman"/>
+          <w:sz w:val="20"/>
+          <w:szCs w:val="20"/>
+          <w:lang w:val="uk-UA"/>
+        </w:rPr>
+        <w:t>struct</w:t>
+      </w:r>
+      <w:proofErr w:type="spellEnd"/>
+      <w:r>
+        <w:rPr>
+          <w:rFonts w:ascii="Consolas" w:eastAsia="Times New Roman" w:hAnsi="Consolas" w:cs="Times New Roman"/>
+          <w:sz w:val="20"/>
+          <w:szCs w:val="20"/>
+          <w:lang w:val="uk-UA"/>
+        </w:rPr>
+        <w:t xml:space="preserve">();                </w:t>
+      </w:r>
+      <w:r>
+        <w:rPr>
+          <w:rFonts w:ascii="Consolas" w:eastAsia="Times New Roman" w:hAnsi="Consolas" w:cs="Times New Roman"/>
+          <w:color w:val="008013"/>
+          <w:sz w:val="20"/>
+          <w:szCs w:val="20"/>
+          <w:lang w:val="uk-UA"/>
+        </w:rPr>
+        <w:t>% сюди складатиму результати</w:t>
+      </w:r>
+    </w:p>
+    <w:p>
+      <w:pPr>
+        <w:spacing w:line="240" w:lineRule="auto"/>
+        <w:rPr>
+          <w:rFonts w:ascii="Consolas" w:eastAsia="Times New Roman" w:hAnsi="Consolas" w:cs="Times New Roman"/>
+          <w:sz w:val="20"/>
+          <w:szCs w:val="20"/>
+          <w:lang w:val="uk-UA"/>
+        </w:rPr>
+      </w:pPr>
+    </w:p>
+    <w:p>
+      <w:pPr>
+        <w:spacing w:line="240" w:lineRule="auto"/>
+        <w:rPr>
+          <w:rFonts w:ascii="Consolas" w:eastAsia="Times New Roman" w:hAnsi="Consolas" w:cs="Times New Roman"/>
+          <w:sz w:val="20"/>
+          <w:szCs w:val="20"/>
+          <w:lang w:val="uk-UA"/>
+        </w:rPr>
+      </w:pPr>
+      <w:proofErr w:type="spellStart"/>
+      <w:r>
+        <w:rPr>
+          <w:rFonts w:ascii="Consolas" w:eastAsia="Times New Roman" w:hAnsi="Consolas" w:cs="Times New Roman"/>
+          <w:color w:val="0E00FF"/>
+          <w:sz w:val="20"/>
+          <w:szCs w:val="20"/>
+          <w:lang w:val="uk-UA"/>
+        </w:rPr>
+        <w:t>for</w:t>
+      </w:r>
+      <w:proofErr w:type="spellEnd"/>
+      <w:r>
+        <w:rPr>
+          <w:rFonts w:ascii="Consolas" w:eastAsia="Times New Roman" w:hAnsi="Consolas" w:cs="Times New Roman"/>
+          <w:color w:val="0E00FF"/>
+          <w:sz w:val="20"/>
+          <w:szCs w:val="20"/>
+          <w:lang w:val="uk-UA"/>
+        </w:rPr>
+        <w:t xml:space="preserve"> </w:t>
+      </w:r>
+      <w:r>
+        <w:rPr>
+          <w:rFonts w:ascii="Consolas" w:eastAsia="Times New Roman" w:hAnsi="Consolas" w:cs="Times New Roman"/>
+          <w:sz w:val="20"/>
+          <w:szCs w:val="20"/>
+          <w:lang w:val="uk-UA"/>
+        </w:rPr>
+        <w:t>k = 1:numel(</w:t>
+      </w:r>
+      <w:proofErr w:type="spellStart"/>
+      <w:r>
+        <w:rPr>
+          <w:rFonts w:ascii="Consolas" w:eastAsia="Times New Roman" w:hAnsi="Consolas" w:cs="Times New Roman"/>
+          <w:sz w:val="20"/>
+          <w:szCs w:val="20"/>
+          <w:lang w:val="uk-UA"/>
+        </w:rPr>
+        <w:t>names</w:t>
+      </w:r>
+      <w:proofErr w:type="spellEnd"/>
+      <w:r>
+        <w:rPr>
+          <w:rFonts w:ascii="Consolas" w:eastAsia="Times New Roman" w:hAnsi="Consolas" w:cs="Times New Roman"/>
+          <w:sz w:val="20"/>
+          <w:szCs w:val="20"/>
+          <w:lang w:val="uk-UA"/>
+        </w:rPr>
+        <w:t>)</w:t>
+      </w:r>
+    </w:p>
+    <w:p>
+      <w:pPr>
+        <w:spacing w:line="240" w:lineRule="auto"/>
+        <w:rPr>
+          <w:rFonts w:ascii="Consolas" w:eastAsia="Times New Roman" w:hAnsi="Consolas" w:cs="Times New Roman"/>
+          <w:sz w:val="20"/>
+          <w:szCs w:val="20"/>
+          <w:lang w:val="uk-UA"/>
+        </w:rPr>
+      </w:pPr>
+      <w:r>
+        <w:rPr>
+          <w:rFonts w:ascii="Consolas" w:eastAsia="Times New Roman" w:hAnsi="Consolas" w:cs="Times New Roman"/>
+          <w:sz w:val="20"/>
+          <w:szCs w:val="20"/>
+          <w:lang w:val="uk-UA"/>
+        </w:rPr>
+        <w:t xml:space="preserve">    </w:t>
+      </w:r>
+      <w:proofErr w:type="spellStart"/>
+      <w:r>
+        <w:rPr>
+          <w:rFonts w:ascii="Consolas" w:eastAsia="Times New Roman" w:hAnsi="Consolas" w:cs="Times New Roman"/>
+          <w:sz w:val="20"/>
+          <w:szCs w:val="20"/>
+          <w:lang w:val="uk-UA"/>
+        </w:rPr>
+        <w:t>name</w:t>
+      </w:r>
+      <w:proofErr w:type="spellEnd"/>
+      <w:r>
+        <w:rPr>
+          <w:rFonts w:ascii="Consolas" w:eastAsia="Times New Roman" w:hAnsi="Consolas" w:cs="Times New Roman"/>
+          <w:sz w:val="20"/>
+          <w:szCs w:val="20"/>
+          <w:lang w:val="uk-UA"/>
+        </w:rPr>
+        <w:t xml:space="preserve"> = </w:t>
+      </w:r>
+      <w:proofErr w:type="spellStart"/>
+      <w:r>
+        <w:rPr>
+          <w:rFonts w:ascii="Consolas" w:eastAsia="Times New Roman" w:hAnsi="Consolas" w:cs="Times New Roman"/>
+          <w:sz w:val="20"/>
+          <w:szCs w:val="20"/>
+          <w:lang w:val="uk-UA"/>
+        </w:rPr>
+        <w:t>names</w:t>
+      </w:r>
+      <w:proofErr w:type="spellEnd"/>
+      <w:r>
+        <w:rPr>
+          <w:rFonts w:ascii="Consolas" w:eastAsia="Times New Roman" w:hAnsi="Consolas" w:cs="Times New Roman"/>
+          <w:sz w:val="20"/>
+          <w:szCs w:val="20"/>
+          <w:lang w:val="uk-UA"/>
+        </w:rPr>
+        <w:t>{k};</w:t>
+      </w:r>
+    </w:p>
+    <w:p>
+      <w:pPr>
+        <w:spacing w:line="240" w:lineRule="auto"/>
+        <w:rPr>
+          <w:rFonts w:ascii="Consolas" w:eastAsia="Times New Roman" w:hAnsi="Consolas" w:cs="Times New Roman"/>
+          <w:sz w:val="20"/>
+          <w:szCs w:val="20"/>
+          <w:lang w:val="uk-UA"/>
+        </w:rPr>
+      </w:pPr>
+      <w:r>
+        <w:rPr>
+          <w:rFonts w:ascii="Consolas" w:eastAsia="Times New Roman" w:hAnsi="Consolas" w:cs="Times New Roman"/>
+          <w:sz w:val="20"/>
+          <w:szCs w:val="20"/>
+          <w:lang w:val="uk-UA"/>
+        </w:rPr>
+        <w:t xml:space="preserve">    </w:t>
+      </w:r>
+      <w:proofErr w:type="spellStart"/>
+      <w:r>
+        <w:rPr>
+          <w:rFonts w:ascii="Consolas" w:eastAsia="Times New Roman" w:hAnsi="Consolas" w:cs="Times New Roman"/>
+          <w:sz w:val="20"/>
+          <w:szCs w:val="20"/>
+          <w:lang w:val="uk-UA"/>
+        </w:rPr>
+        <w:t>a_km</w:t>
+      </w:r>
+      <w:proofErr w:type="spellEnd"/>
+      <w:r>
+        <w:rPr>
+          <w:rFonts w:ascii="Consolas" w:eastAsia="Times New Roman" w:hAnsi="Consolas" w:cs="Times New Roman"/>
+          <w:sz w:val="20"/>
+          <w:szCs w:val="20"/>
+          <w:lang w:val="uk-UA"/>
+        </w:rPr>
+        <w:t xml:space="preserve"> = </w:t>
+      </w:r>
+      <w:proofErr w:type="spellStart"/>
+      <w:r>
+        <w:rPr>
+          <w:rFonts w:ascii="Consolas" w:eastAsia="Times New Roman" w:hAnsi="Consolas" w:cs="Times New Roman"/>
+          <w:sz w:val="20"/>
+          <w:szCs w:val="20"/>
+          <w:lang w:val="uk-UA"/>
+        </w:rPr>
+        <w:t>data</w:t>
+      </w:r>
+      <w:proofErr w:type="spellEnd"/>
+      <w:r>
+        <w:rPr>
+          <w:rFonts w:ascii="Consolas" w:eastAsia="Times New Roman" w:hAnsi="Consolas" w:cs="Times New Roman"/>
+          <w:sz w:val="20"/>
+          <w:szCs w:val="20"/>
+          <w:lang w:val="uk-UA"/>
+        </w:rPr>
+        <w:t>.(</w:t>
+      </w:r>
+      <w:proofErr w:type="spellStart"/>
+      <w:r>
+        <w:rPr>
+          <w:rFonts w:ascii="Consolas" w:eastAsia="Times New Roman" w:hAnsi="Consolas" w:cs="Times New Roman"/>
+          <w:sz w:val="20"/>
+          <w:szCs w:val="20"/>
+          <w:lang w:val="uk-UA"/>
+        </w:rPr>
+        <w:t>name</w:t>
+      </w:r>
+      <w:proofErr w:type="spellEnd"/>
+      <w:r>
+        <w:rPr>
+          <w:rFonts w:ascii="Consolas" w:eastAsia="Times New Roman" w:hAnsi="Consolas" w:cs="Times New Roman"/>
+          <w:sz w:val="20"/>
+          <w:szCs w:val="20"/>
+          <w:lang w:val="uk-UA"/>
+        </w:rPr>
+        <w:t>)(1);</w:t>
+      </w:r>
+    </w:p>
+    <w:p>
+      <w:pPr>
+        <w:spacing w:line="240" w:lineRule="auto"/>
+        <w:rPr>
+          <w:rFonts w:ascii="Consolas" w:eastAsia="Times New Roman" w:hAnsi="Consolas" w:cs="Times New Roman"/>
+          <w:sz w:val="20"/>
+          <w:szCs w:val="20"/>
+          <w:lang w:val="uk-UA"/>
+        </w:rPr>
+      </w:pPr>
+      <w:r>
+        <w:rPr>
+          <w:rFonts w:ascii="Consolas" w:eastAsia="Times New Roman" w:hAnsi="Consolas" w:cs="Times New Roman"/>
+          <w:sz w:val="20"/>
+          <w:szCs w:val="20"/>
+          <w:lang w:val="uk-UA"/>
+        </w:rPr>
+        <w:t xml:space="preserve">    a    = </w:t>
+      </w:r>
+      <w:proofErr w:type="spellStart"/>
+      <w:r>
+        <w:rPr>
+          <w:rFonts w:ascii="Consolas" w:eastAsia="Times New Roman" w:hAnsi="Consolas" w:cs="Times New Roman"/>
+          <w:sz w:val="20"/>
+          <w:szCs w:val="20"/>
+          <w:lang w:val="uk-UA"/>
+        </w:rPr>
+        <w:t>a_km</w:t>
+      </w:r>
+      <w:proofErr w:type="spellEnd"/>
+      <w:r>
+        <w:rPr>
+          <w:rFonts w:ascii="Consolas" w:eastAsia="Times New Roman" w:hAnsi="Consolas" w:cs="Times New Roman"/>
+          <w:sz w:val="20"/>
+          <w:szCs w:val="20"/>
+          <w:lang w:val="uk-UA"/>
+        </w:rPr>
+        <w:t xml:space="preserve">*1e3;           </w:t>
+      </w:r>
+      <w:r>
+        <w:rPr>
+          <w:rFonts w:ascii="Consolas" w:eastAsia="Times New Roman" w:hAnsi="Consolas" w:cs="Times New Roman"/>
+          <w:color w:val="008013"/>
+          <w:sz w:val="20"/>
+          <w:szCs w:val="20"/>
+          <w:lang w:val="uk-UA"/>
+        </w:rPr>
+        <w:t>% → м</w:t>
+      </w:r>
+    </w:p>
+    <w:p>
+      <w:pPr>
+        <w:spacing w:line="240" w:lineRule="auto"/>
+        <w:rPr>
+          <w:rFonts w:ascii="Consolas" w:eastAsia="Times New Roman" w:hAnsi="Consolas" w:cs="Times New Roman"/>
+          <w:sz w:val="20"/>
+          <w:szCs w:val="20"/>
+          <w:lang w:val="uk-UA"/>
+        </w:rPr>
+      </w:pPr>
+      <w:r>
+        <w:rPr>
+          <w:rFonts w:ascii="Consolas" w:eastAsia="Times New Roman" w:hAnsi="Consolas" w:cs="Times New Roman"/>
+          <w:sz w:val="20"/>
+          <w:szCs w:val="20"/>
+          <w:lang w:val="uk-UA"/>
+        </w:rPr>
+        <w:t xml:space="preserve">    </w:t>
+      </w:r>
+      <w:r>
+        <w:rPr>
+          <w:rFonts w:ascii="Consolas" w:eastAsia="Times New Roman" w:hAnsi="Consolas" w:cs="Times New Roman"/>
+          <w:color w:val="008013"/>
+          <w:sz w:val="20"/>
+          <w:szCs w:val="20"/>
+          <w:lang w:val="uk-UA"/>
+        </w:rPr>
+        <w:t>% Початкові умови (кругова орбіта, r вздовж осі x)</w:t>
+      </w:r>
+    </w:p>
+    <w:p>
+      <w:pPr>
+        <w:spacing w:line="240" w:lineRule="auto"/>
+        <w:rPr>
+          <w:rFonts w:ascii="Consolas" w:eastAsia="Times New Roman" w:hAnsi="Consolas" w:cs="Times New Roman"/>
+          <w:sz w:val="20"/>
+          <w:szCs w:val="20"/>
+          <w:lang w:val="uk-UA"/>
+        </w:rPr>
+      </w:pPr>
+      <w:r>
+        <w:rPr>
+          <w:rFonts w:ascii="Consolas" w:eastAsia="Times New Roman" w:hAnsi="Consolas" w:cs="Times New Roman"/>
+          <w:sz w:val="20"/>
+          <w:szCs w:val="20"/>
+          <w:lang w:val="uk-UA"/>
+        </w:rPr>
+        <w:lastRenderedPageBreak/>
+        <w:t xml:space="preserve">    r0 = [a; 0];</w:t>
+      </w:r>
+    </w:p>
+    <w:p>
+      <w:pPr>
+        <w:spacing w:line="240" w:lineRule="auto"/>
+        <w:rPr>
+          <w:rFonts w:ascii="Consolas" w:eastAsia="Times New Roman" w:hAnsi="Consolas" w:cs="Times New Roman"/>
+          <w:sz w:val="20"/>
+          <w:szCs w:val="20"/>
+          <w:lang w:val="uk-UA"/>
+        </w:rPr>
+      </w:pPr>
+      <w:r>
+        <w:rPr>
+          <w:rFonts w:ascii="Consolas" w:eastAsia="Times New Roman" w:hAnsi="Consolas" w:cs="Times New Roman"/>
+          <w:sz w:val="20"/>
+          <w:szCs w:val="20"/>
+          <w:lang w:val="uk-UA"/>
+        </w:rPr>
+        <w:t xml:space="preserve">    v0 = [0; </w:t>
+      </w:r>
+      <w:proofErr w:type="spellStart"/>
+      <w:r>
+        <w:rPr>
+          <w:rFonts w:ascii="Consolas" w:eastAsia="Times New Roman" w:hAnsi="Consolas" w:cs="Times New Roman"/>
+          <w:sz w:val="20"/>
+          <w:szCs w:val="20"/>
+          <w:lang w:val="uk-UA"/>
+        </w:rPr>
+        <w:t>sqrt</w:t>
+      </w:r>
+      <w:proofErr w:type="spellEnd"/>
+      <w:r>
+        <w:rPr>
+          <w:rFonts w:ascii="Consolas" w:eastAsia="Times New Roman" w:hAnsi="Consolas" w:cs="Times New Roman"/>
+          <w:sz w:val="20"/>
+          <w:szCs w:val="20"/>
+          <w:lang w:val="uk-UA"/>
+        </w:rPr>
+        <w:t>(</w:t>
+      </w:r>
+      <w:proofErr w:type="spellStart"/>
+      <w:r>
+        <w:rPr>
+          <w:rFonts w:ascii="Consolas" w:eastAsia="Times New Roman" w:hAnsi="Consolas" w:cs="Times New Roman"/>
+          <w:sz w:val="20"/>
+          <w:szCs w:val="20"/>
+          <w:lang w:val="uk-UA"/>
+        </w:rPr>
+        <w:t>mu</w:t>
+      </w:r>
+      <w:proofErr w:type="spellEnd"/>
+      <w:r>
+        <w:rPr>
+          <w:rFonts w:ascii="Consolas" w:eastAsia="Times New Roman" w:hAnsi="Consolas" w:cs="Times New Roman"/>
+          <w:sz w:val="20"/>
+          <w:szCs w:val="20"/>
+          <w:lang w:val="uk-UA"/>
+        </w:rPr>
+        <w:t>/a)];</w:t>
+      </w:r>
+    </w:p>
+    <w:p>
+      <w:pPr>
+        <w:spacing w:line="240" w:lineRule="auto"/>
+        <w:rPr>
+          <w:rFonts w:ascii="Consolas" w:eastAsia="Times New Roman" w:hAnsi="Consolas" w:cs="Times New Roman"/>
+          <w:sz w:val="20"/>
+          <w:szCs w:val="20"/>
+          <w:lang w:val="uk-UA"/>
+        </w:rPr>
+      </w:pPr>
+      <w:r>
+        <w:rPr>
+          <w:rFonts w:ascii="Consolas" w:eastAsia="Times New Roman" w:hAnsi="Consolas" w:cs="Times New Roman"/>
+          <w:sz w:val="20"/>
+          <w:szCs w:val="20"/>
+          <w:lang w:val="uk-UA"/>
+        </w:rPr>
+        <w:t xml:space="preserve">    y0 = [r0; v0];             </w:t>
+      </w:r>
+      <w:r>
+        <w:rPr>
+          <w:rFonts w:ascii="Consolas" w:eastAsia="Times New Roman" w:hAnsi="Consolas" w:cs="Times New Roman"/>
+          <w:color w:val="008013"/>
+          <w:sz w:val="20"/>
+          <w:szCs w:val="20"/>
+          <w:lang w:val="uk-UA"/>
+        </w:rPr>
+        <w:t xml:space="preserve">% [x y </w:t>
+      </w:r>
+      <w:proofErr w:type="spellStart"/>
+      <w:r>
+        <w:rPr>
+          <w:rFonts w:ascii="Consolas" w:eastAsia="Times New Roman" w:hAnsi="Consolas" w:cs="Times New Roman"/>
+          <w:color w:val="008013"/>
+          <w:sz w:val="20"/>
+          <w:szCs w:val="20"/>
+          <w:lang w:val="uk-UA"/>
+        </w:rPr>
+        <w:t>vx</w:t>
+      </w:r>
+      <w:proofErr w:type="spellEnd"/>
+      <w:r>
+        <w:rPr>
+          <w:rFonts w:ascii="Consolas" w:eastAsia="Times New Roman" w:hAnsi="Consolas" w:cs="Times New Roman"/>
+          <w:color w:val="008013"/>
+          <w:sz w:val="20"/>
+          <w:szCs w:val="20"/>
+          <w:lang w:val="uk-UA"/>
+        </w:rPr>
+        <w:t xml:space="preserve"> </w:t>
+      </w:r>
+      <w:proofErr w:type="spellStart"/>
+      <w:r>
+        <w:rPr>
+          <w:rFonts w:ascii="Consolas" w:eastAsia="Times New Roman" w:hAnsi="Consolas" w:cs="Times New Roman"/>
+          <w:color w:val="008013"/>
+          <w:sz w:val="20"/>
+          <w:szCs w:val="20"/>
+          <w:lang w:val="uk-UA"/>
+        </w:rPr>
+        <w:t>vy</w:t>
+      </w:r>
+      <w:proofErr w:type="spellEnd"/>
+      <w:r>
+        <w:rPr>
+          <w:rFonts w:ascii="Consolas" w:eastAsia="Times New Roman" w:hAnsi="Consolas" w:cs="Times New Roman"/>
+          <w:color w:val="008013"/>
+          <w:sz w:val="20"/>
+          <w:szCs w:val="20"/>
+          <w:lang w:val="uk-UA"/>
+        </w:rPr>
+        <w:t>]'</w:t>
+      </w:r>
+    </w:p>
+    <w:p>
+      <w:pPr>
+        <w:spacing w:line="240" w:lineRule="auto"/>
+        <w:rPr>
+          <w:rFonts w:ascii="Consolas" w:eastAsia="Times New Roman" w:hAnsi="Consolas" w:cs="Times New Roman"/>
+          <w:sz w:val="20"/>
+          <w:szCs w:val="20"/>
+          <w:lang w:val="uk-UA"/>
+        </w:rPr>
+      </w:pPr>
+      <w:r>
+        <w:rPr>
+          <w:rFonts w:ascii="Consolas" w:eastAsia="Times New Roman" w:hAnsi="Consolas" w:cs="Times New Roman"/>
+          <w:sz w:val="20"/>
+          <w:szCs w:val="20"/>
+          <w:lang w:val="uk-UA"/>
+        </w:rPr>
+        <w:t xml:space="preserve">    </w:t>
+      </w:r>
+    </w:p>
+    <w:p>
+      <w:pPr>
+        <w:spacing w:line="240" w:lineRule="auto"/>
+        <w:rPr>
+          <w:rFonts w:ascii="Consolas" w:eastAsia="Times New Roman" w:hAnsi="Consolas" w:cs="Times New Roman"/>
+          <w:sz w:val="20"/>
+          <w:szCs w:val="20"/>
+          <w:lang w:val="uk-UA"/>
+        </w:rPr>
+      </w:pPr>
+      <w:r>
+        <w:rPr>
+          <w:rFonts w:ascii="Consolas" w:eastAsia="Times New Roman" w:hAnsi="Consolas" w:cs="Times New Roman"/>
+          <w:sz w:val="20"/>
+          <w:szCs w:val="20"/>
+          <w:lang w:val="uk-UA"/>
+        </w:rPr>
+        <w:t xml:space="preserve">    </w:t>
+      </w:r>
+      <w:r>
+        <w:rPr>
+          <w:rFonts w:ascii="Consolas" w:eastAsia="Times New Roman" w:hAnsi="Consolas" w:cs="Times New Roman"/>
+          <w:color w:val="008013"/>
+          <w:sz w:val="20"/>
+          <w:szCs w:val="20"/>
+          <w:lang w:val="uk-UA"/>
+        </w:rPr>
+        <w:t>% Система ОДУ</w:t>
+      </w:r>
+    </w:p>
+    <w:p>
+      <w:pPr>
+        <w:spacing w:line="240" w:lineRule="auto"/>
+        <w:rPr>
+          <w:rFonts w:ascii="Consolas" w:eastAsia="Times New Roman" w:hAnsi="Consolas" w:cs="Times New Roman"/>
+          <w:sz w:val="20"/>
+          <w:szCs w:val="20"/>
+          <w:lang w:val="uk-UA"/>
+        </w:rPr>
+      </w:pPr>
+      <w:r>
+        <w:rPr>
+          <w:rFonts w:ascii="Consolas" w:eastAsia="Times New Roman" w:hAnsi="Consolas" w:cs="Times New Roman"/>
+          <w:sz w:val="20"/>
+          <w:szCs w:val="20"/>
+          <w:lang w:val="uk-UA"/>
+        </w:rPr>
+        <w:t xml:space="preserve">    f  = @(t,y) [ y(3:4) ;</w:t>
+      </w:r>
+    </w:p>
+    <w:p>
+      <w:pPr>
+        <w:spacing w:line="240" w:lineRule="auto"/>
+        <w:rPr>
+          <w:rFonts w:ascii="Consolas" w:eastAsia="Times New Roman" w:hAnsi="Consolas" w:cs="Times New Roman"/>
+          <w:sz w:val="20"/>
+          <w:szCs w:val="20"/>
+          <w:lang w:val="uk-UA"/>
+        </w:rPr>
+      </w:pPr>
+      <w:r>
+        <w:rPr>
+          <w:rFonts w:ascii="Consolas" w:eastAsia="Times New Roman" w:hAnsi="Consolas" w:cs="Times New Roman"/>
+          <w:sz w:val="20"/>
+          <w:szCs w:val="20"/>
+          <w:lang w:val="uk-UA"/>
+        </w:rPr>
+        <w:t xml:space="preserve">                -</w:t>
+      </w:r>
+      <w:proofErr w:type="spellStart"/>
+      <w:r>
+        <w:rPr>
+          <w:rFonts w:ascii="Consolas" w:eastAsia="Times New Roman" w:hAnsi="Consolas" w:cs="Times New Roman"/>
+          <w:sz w:val="20"/>
+          <w:szCs w:val="20"/>
+          <w:lang w:val="uk-UA"/>
+        </w:rPr>
+        <w:t>mu</w:t>
+      </w:r>
+      <w:proofErr w:type="spellEnd"/>
+      <w:r>
+        <w:rPr>
+          <w:rFonts w:ascii="Consolas" w:eastAsia="Times New Roman" w:hAnsi="Consolas" w:cs="Times New Roman"/>
+          <w:sz w:val="20"/>
+          <w:szCs w:val="20"/>
+          <w:lang w:val="uk-UA"/>
+        </w:rPr>
+        <w:t>*y(1:2)/</w:t>
+      </w:r>
+      <w:proofErr w:type="spellStart"/>
+      <w:r>
+        <w:rPr>
+          <w:rFonts w:ascii="Consolas" w:eastAsia="Times New Roman" w:hAnsi="Consolas" w:cs="Times New Roman"/>
+          <w:sz w:val="20"/>
+          <w:szCs w:val="20"/>
+          <w:lang w:val="uk-UA"/>
+        </w:rPr>
+        <w:t>norm</w:t>
+      </w:r>
+      <w:proofErr w:type="spellEnd"/>
+      <w:r>
+        <w:rPr>
+          <w:rFonts w:ascii="Consolas" w:eastAsia="Times New Roman" w:hAnsi="Consolas" w:cs="Times New Roman"/>
+          <w:sz w:val="20"/>
+          <w:szCs w:val="20"/>
+          <w:lang w:val="uk-UA"/>
+        </w:rPr>
+        <w:t>(y(1:2))^3 ];</w:t>
+      </w:r>
+    </w:p>
+    <w:p>
+      <w:pPr>
+        <w:spacing w:line="240" w:lineRule="auto"/>
+        <w:rPr>
+          <w:rFonts w:ascii="Consolas" w:eastAsia="Times New Roman" w:hAnsi="Consolas" w:cs="Times New Roman"/>
+          <w:sz w:val="20"/>
+          <w:szCs w:val="20"/>
+          <w:lang w:val="uk-UA"/>
+        </w:rPr>
+      </w:pPr>
+      <w:r>
+        <w:rPr>
+          <w:rFonts w:ascii="Consolas" w:eastAsia="Times New Roman" w:hAnsi="Consolas" w:cs="Times New Roman"/>
+          <w:sz w:val="20"/>
+          <w:szCs w:val="20"/>
+          <w:lang w:val="uk-UA"/>
+        </w:rPr>
+        <w:t xml:space="preserve">    </w:t>
+      </w:r>
+    </w:p>
+    <w:p>
+      <w:pPr>
+        <w:spacing w:line="240" w:lineRule="auto"/>
+        <w:rPr>
+          <w:rFonts w:ascii="Consolas" w:eastAsia="Times New Roman" w:hAnsi="Consolas" w:cs="Times New Roman"/>
+          <w:sz w:val="20"/>
+          <w:szCs w:val="20"/>
+          <w:lang w:val="uk-UA"/>
+        </w:rPr>
+      </w:pPr>
+      <w:r>
+        <w:rPr>
+          <w:rFonts w:ascii="Consolas" w:eastAsia="Times New Roman" w:hAnsi="Consolas" w:cs="Times New Roman"/>
+          <w:sz w:val="20"/>
+          <w:szCs w:val="20"/>
+          <w:lang w:val="uk-UA"/>
+        </w:rPr>
+        <w:t xml:space="preserve">    </w:t>
+      </w:r>
+      <w:r>
+        <w:rPr>
+          <w:rFonts w:ascii="Consolas" w:eastAsia="Times New Roman" w:hAnsi="Consolas" w:cs="Times New Roman"/>
+          <w:color w:val="008013"/>
+          <w:sz w:val="20"/>
+          <w:szCs w:val="20"/>
+          <w:lang w:val="uk-UA"/>
+        </w:rPr>
+        <w:t>% Інтегруємо</w:t>
+      </w:r>
+    </w:p>
+    <w:p>
+      <w:pPr>
+        <w:spacing w:line="240" w:lineRule="auto"/>
+        <w:rPr>
+          <w:rFonts w:ascii="Consolas" w:eastAsia="Times New Roman" w:hAnsi="Consolas" w:cs="Times New Roman"/>
+          <w:sz w:val="20"/>
+          <w:szCs w:val="20"/>
+          <w:lang w:val="uk-UA"/>
+        </w:rPr>
+      </w:pPr>
+      <w:r>
+        <w:rPr>
+          <w:rFonts w:ascii="Consolas" w:eastAsia="Times New Roman" w:hAnsi="Consolas" w:cs="Times New Roman"/>
+          <w:sz w:val="20"/>
+          <w:szCs w:val="20"/>
+          <w:lang w:val="uk-UA"/>
+        </w:rPr>
+        <w:t xml:space="preserve">    [</w:t>
+      </w:r>
+      <w:proofErr w:type="spellStart"/>
+      <w:r>
+        <w:rPr>
+          <w:rFonts w:ascii="Consolas" w:eastAsia="Times New Roman" w:hAnsi="Consolas" w:cs="Times New Roman"/>
+          <w:sz w:val="20"/>
+          <w:szCs w:val="20"/>
+          <w:lang w:val="uk-UA"/>
+        </w:rPr>
+        <w:t>t,y</w:t>
+      </w:r>
+      <w:proofErr w:type="spellEnd"/>
+      <w:r>
+        <w:rPr>
+          <w:rFonts w:ascii="Consolas" w:eastAsia="Times New Roman" w:hAnsi="Consolas" w:cs="Times New Roman"/>
+          <w:sz w:val="20"/>
+          <w:szCs w:val="20"/>
+          <w:lang w:val="uk-UA"/>
+        </w:rPr>
+        <w:t xml:space="preserve">] = ode45(f, </w:t>
+      </w:r>
+      <w:proofErr w:type="spellStart"/>
+      <w:r>
+        <w:rPr>
+          <w:rFonts w:ascii="Consolas" w:eastAsia="Times New Roman" w:hAnsi="Consolas" w:cs="Times New Roman"/>
+          <w:sz w:val="20"/>
+          <w:szCs w:val="20"/>
+          <w:lang w:val="uk-UA"/>
+        </w:rPr>
+        <w:t>tspan</w:t>
+      </w:r>
+      <w:proofErr w:type="spellEnd"/>
+      <w:r>
+        <w:rPr>
+          <w:rFonts w:ascii="Consolas" w:eastAsia="Times New Roman" w:hAnsi="Consolas" w:cs="Times New Roman"/>
+          <w:sz w:val="20"/>
+          <w:szCs w:val="20"/>
+          <w:lang w:val="uk-UA"/>
+        </w:rPr>
+        <w:t>, y0);</w:t>
+      </w:r>
+    </w:p>
+    <w:p>
+      <w:pPr>
+        <w:spacing w:line="240" w:lineRule="auto"/>
+        <w:rPr>
+          <w:rFonts w:ascii="Consolas" w:eastAsia="Times New Roman" w:hAnsi="Consolas" w:cs="Times New Roman"/>
+          <w:sz w:val="20"/>
+          <w:szCs w:val="20"/>
+          <w:lang w:val="uk-UA"/>
+        </w:rPr>
+      </w:pPr>
+      <w:r>
+        <w:rPr>
+          <w:rFonts w:ascii="Consolas" w:eastAsia="Times New Roman" w:hAnsi="Consolas" w:cs="Times New Roman"/>
+          <w:sz w:val="20"/>
+          <w:szCs w:val="20"/>
+          <w:lang w:val="uk-UA"/>
+        </w:rPr>
+        <w:t xml:space="preserve">    </w:t>
+      </w:r>
+      <w:proofErr w:type="spellStart"/>
+      <w:r>
+        <w:rPr>
+          <w:rFonts w:ascii="Consolas" w:eastAsia="Times New Roman" w:hAnsi="Consolas" w:cs="Times New Roman"/>
+          <w:sz w:val="20"/>
+          <w:szCs w:val="20"/>
+          <w:lang w:val="uk-UA"/>
+        </w:rPr>
+        <w:t>sol</w:t>
+      </w:r>
+      <w:proofErr w:type="spellEnd"/>
+      <w:r>
+        <w:rPr>
+          <w:rFonts w:ascii="Consolas" w:eastAsia="Times New Roman" w:hAnsi="Consolas" w:cs="Times New Roman"/>
+          <w:sz w:val="20"/>
+          <w:szCs w:val="20"/>
+          <w:lang w:val="uk-UA"/>
+        </w:rPr>
+        <w:t>.(</w:t>
+      </w:r>
+      <w:proofErr w:type="spellStart"/>
+      <w:r>
+        <w:rPr>
+          <w:rFonts w:ascii="Consolas" w:eastAsia="Times New Roman" w:hAnsi="Consolas" w:cs="Times New Roman"/>
+          <w:sz w:val="20"/>
+          <w:szCs w:val="20"/>
+          <w:lang w:val="uk-UA"/>
+        </w:rPr>
+        <w:t>name</w:t>
+      </w:r>
+      <w:proofErr w:type="spellEnd"/>
+      <w:r>
+        <w:rPr>
+          <w:rFonts w:ascii="Consolas" w:eastAsia="Times New Roman" w:hAnsi="Consolas" w:cs="Times New Roman"/>
+          <w:sz w:val="20"/>
+          <w:szCs w:val="20"/>
+          <w:lang w:val="uk-UA"/>
+        </w:rPr>
+        <w:t>).t = t;</w:t>
+      </w:r>
+    </w:p>
+    <w:p>
+      <w:pPr>
+        <w:spacing w:line="240" w:lineRule="auto"/>
+        <w:rPr>
+          <w:rFonts w:ascii="Consolas" w:eastAsia="Times New Roman" w:hAnsi="Consolas" w:cs="Times New Roman"/>
+          <w:sz w:val="20"/>
+          <w:szCs w:val="20"/>
+          <w:lang w:val="uk-UA"/>
+        </w:rPr>
+      </w:pPr>
+      <w:r>
+        <w:rPr>
+          <w:rFonts w:ascii="Consolas" w:eastAsia="Times New Roman" w:hAnsi="Consolas" w:cs="Times New Roman"/>
+          <w:sz w:val="20"/>
+          <w:szCs w:val="20"/>
+          <w:lang w:val="uk-UA"/>
+        </w:rPr>
+        <w:t xml:space="preserve">    </w:t>
+      </w:r>
+      <w:proofErr w:type="spellStart"/>
+      <w:r>
+        <w:rPr>
+          <w:rFonts w:ascii="Consolas" w:eastAsia="Times New Roman" w:hAnsi="Consolas" w:cs="Times New Roman"/>
+          <w:sz w:val="20"/>
+          <w:szCs w:val="20"/>
+          <w:lang w:val="uk-UA"/>
+        </w:rPr>
+        <w:t>sol</w:t>
+      </w:r>
+      <w:proofErr w:type="spellEnd"/>
+      <w:r>
+        <w:rPr>
+          <w:rFonts w:ascii="Consolas" w:eastAsia="Times New Roman" w:hAnsi="Consolas" w:cs="Times New Roman"/>
+          <w:sz w:val="20"/>
+          <w:szCs w:val="20"/>
+          <w:lang w:val="uk-UA"/>
+        </w:rPr>
+        <w:t>.(</w:t>
+      </w:r>
+      <w:proofErr w:type="spellStart"/>
+      <w:r>
+        <w:rPr>
+          <w:rFonts w:ascii="Consolas" w:eastAsia="Times New Roman" w:hAnsi="Consolas" w:cs="Times New Roman"/>
+          <w:sz w:val="20"/>
+          <w:szCs w:val="20"/>
+          <w:lang w:val="uk-UA"/>
+        </w:rPr>
+        <w:t>name</w:t>
+      </w:r>
+      <w:proofErr w:type="spellEnd"/>
+      <w:r>
+        <w:rPr>
+          <w:rFonts w:ascii="Consolas" w:eastAsia="Times New Roman" w:hAnsi="Consolas" w:cs="Times New Roman"/>
+          <w:sz w:val="20"/>
+          <w:szCs w:val="20"/>
+          <w:lang w:val="uk-UA"/>
+        </w:rPr>
+        <w:t xml:space="preserve">).x = y(:,1);   </w:t>
+      </w:r>
+      <w:r>
+        <w:rPr>
+          <w:rFonts w:ascii="Consolas" w:eastAsia="Times New Roman" w:hAnsi="Consolas" w:cs="Times New Roman"/>
+          <w:color w:val="008013"/>
+          <w:sz w:val="20"/>
+          <w:szCs w:val="20"/>
+          <w:lang w:val="uk-UA"/>
+        </w:rPr>
+        <w:t>% м</w:t>
+      </w:r>
+    </w:p>
+    <w:p>
+      <w:pPr>
+        <w:spacing w:line="240" w:lineRule="auto"/>
+        <w:rPr>
+          <w:rFonts w:ascii="Consolas" w:eastAsia="Times New Roman" w:hAnsi="Consolas" w:cs="Times New Roman"/>
+          <w:sz w:val="20"/>
+          <w:szCs w:val="20"/>
+          <w:lang w:val="uk-UA"/>
+        </w:rPr>
+      </w:pPr>
+      <w:r>
+        <w:rPr>
+          <w:rFonts w:ascii="Consolas" w:eastAsia="Times New Roman" w:hAnsi="Consolas" w:cs="Times New Roman"/>
+          <w:sz w:val="20"/>
+          <w:szCs w:val="20"/>
+          <w:lang w:val="uk-UA"/>
+        </w:rPr>
+        <w:t xml:space="preserve">    </w:t>
+      </w:r>
+      <w:proofErr w:type="spellStart"/>
+      <w:r>
+        <w:rPr>
+          <w:rFonts w:ascii="Consolas" w:eastAsia="Times New Roman" w:hAnsi="Consolas" w:cs="Times New Roman"/>
+          <w:sz w:val="20"/>
+          <w:szCs w:val="20"/>
+          <w:lang w:val="uk-UA"/>
+        </w:rPr>
+        <w:t>sol</w:t>
+      </w:r>
+      <w:proofErr w:type="spellEnd"/>
+      <w:r>
+        <w:rPr>
+          <w:rFonts w:ascii="Consolas" w:eastAsia="Times New Roman" w:hAnsi="Consolas" w:cs="Times New Roman"/>
+          <w:sz w:val="20"/>
+          <w:szCs w:val="20"/>
+          <w:lang w:val="uk-UA"/>
+        </w:rPr>
+        <w:t>.(</w:t>
+      </w:r>
+      <w:proofErr w:type="spellStart"/>
+      <w:r>
+        <w:rPr>
+          <w:rFonts w:ascii="Consolas" w:eastAsia="Times New Roman" w:hAnsi="Consolas" w:cs="Times New Roman"/>
+          <w:sz w:val="20"/>
+          <w:szCs w:val="20"/>
+          <w:lang w:val="uk-UA"/>
+        </w:rPr>
+        <w:t>name</w:t>
+      </w:r>
+      <w:proofErr w:type="spellEnd"/>
+      <w:r>
+        <w:rPr>
+          <w:rFonts w:ascii="Consolas" w:eastAsia="Times New Roman" w:hAnsi="Consolas" w:cs="Times New Roman"/>
+          <w:sz w:val="20"/>
+          <w:szCs w:val="20"/>
+          <w:lang w:val="uk-UA"/>
+        </w:rPr>
+        <w:t xml:space="preserve">).y = y(:,2);   </w:t>
+      </w:r>
+      <w:r>
+        <w:rPr>
+          <w:rFonts w:ascii="Consolas" w:eastAsia="Times New Roman" w:hAnsi="Consolas" w:cs="Times New Roman"/>
+          <w:color w:val="008013"/>
+          <w:sz w:val="20"/>
+          <w:szCs w:val="20"/>
+          <w:lang w:val="uk-UA"/>
+        </w:rPr>
+        <w:t>% м</w:t>
+      </w:r>
+    </w:p>
+    <w:p>
+      <w:pPr>
+        <w:spacing w:line="240" w:lineRule="auto"/>
+        <w:rPr>
+          <w:rFonts w:ascii="Consolas" w:eastAsia="Times New Roman" w:hAnsi="Consolas" w:cs="Times New Roman"/>
+          <w:sz w:val="20"/>
+          <w:szCs w:val="20"/>
+          <w:lang w:val="uk-UA"/>
+        </w:rPr>
+      </w:pPr>
+      <w:proofErr w:type="spellStart"/>
+      <w:r>
+        <w:rPr>
+          <w:rFonts w:ascii="Consolas" w:eastAsia="Times New Roman" w:hAnsi="Consolas" w:cs="Times New Roman"/>
+          <w:color w:val="0E00FF"/>
+          <w:sz w:val="20"/>
+          <w:szCs w:val="20"/>
+          <w:lang w:val="uk-UA"/>
+        </w:rPr>
+        <w:t>end</w:t>
+      </w:r>
+      <w:proofErr w:type="spellEnd"/>
+    </w:p>
+    <w:p>
+      <w:pPr>
+        <w:spacing w:line="240" w:lineRule="auto"/>
+        <w:rPr>
+          <w:rFonts w:ascii="Consolas" w:eastAsia="Times New Roman" w:hAnsi="Consolas" w:cs="Times New Roman"/>
+          <w:sz w:val="20"/>
+          <w:szCs w:val="20"/>
+          <w:lang w:val="uk-UA"/>
+        </w:rPr>
+      </w:pPr>
+    </w:p>
+    <w:p>
+      <w:pPr>
+        <w:spacing w:line="240" w:lineRule="auto"/>
+        <w:rPr>
+          <w:rFonts w:ascii="Consolas" w:eastAsia="Times New Roman" w:hAnsi="Consolas" w:cs="Times New Roman"/>
+          <w:sz w:val="20"/>
+          <w:szCs w:val="20"/>
+          <w:lang w:val="uk-UA"/>
+        </w:rPr>
+      </w:pPr>
+      <w:r>
+        <w:rPr>
+          <w:rFonts w:ascii="Consolas" w:eastAsia="Times New Roman" w:hAnsi="Consolas" w:cs="Times New Roman"/>
+          <w:color w:val="008013"/>
+          <w:sz w:val="20"/>
+          <w:szCs w:val="20"/>
+          <w:lang w:val="uk-UA"/>
+        </w:rPr>
+        <w:t>% 4. Побудова графіків</w:t>
+      </w:r>
+    </w:p>
+    <w:p>
+      <w:pPr>
+        <w:spacing w:line="240" w:lineRule="auto"/>
+        <w:rPr>
+          <w:rFonts w:ascii="Consolas" w:eastAsia="Times New Roman" w:hAnsi="Consolas" w:cs="Times New Roman"/>
+          <w:sz w:val="20"/>
+          <w:szCs w:val="20"/>
+          <w:lang w:val="uk-UA"/>
+        </w:rPr>
+      </w:pPr>
+      <w:proofErr w:type="spellStart"/>
+      <w:r>
+        <w:rPr>
+          <w:rFonts w:ascii="Consolas" w:eastAsia="Times New Roman" w:hAnsi="Consolas" w:cs="Times New Roman"/>
+          <w:color w:val="0E00FF"/>
+          <w:sz w:val="20"/>
+          <w:szCs w:val="20"/>
+          <w:lang w:val="uk-UA"/>
+        </w:rPr>
+        <w:t>for</w:t>
+      </w:r>
+      <w:proofErr w:type="spellEnd"/>
+      <w:r>
+        <w:rPr>
+          <w:rFonts w:ascii="Consolas" w:eastAsia="Times New Roman" w:hAnsi="Consolas" w:cs="Times New Roman"/>
+          <w:color w:val="0E00FF"/>
+          <w:sz w:val="20"/>
+          <w:szCs w:val="20"/>
+          <w:lang w:val="uk-UA"/>
+        </w:rPr>
+        <w:t xml:space="preserve"> </w:t>
+      </w:r>
+      <w:r>
+        <w:rPr>
+          <w:rFonts w:ascii="Consolas" w:eastAsia="Times New Roman" w:hAnsi="Consolas" w:cs="Times New Roman"/>
+          <w:sz w:val="20"/>
+          <w:szCs w:val="20"/>
+          <w:lang w:val="uk-UA"/>
+        </w:rPr>
+        <w:t>k = 1:numel(</w:t>
+      </w:r>
+      <w:proofErr w:type="spellStart"/>
+      <w:r>
+        <w:rPr>
+          <w:rFonts w:ascii="Consolas" w:eastAsia="Times New Roman" w:hAnsi="Consolas" w:cs="Times New Roman"/>
+          <w:sz w:val="20"/>
+          <w:szCs w:val="20"/>
+          <w:lang w:val="uk-UA"/>
+        </w:rPr>
+        <w:t>names</w:t>
+      </w:r>
+      <w:proofErr w:type="spellEnd"/>
+      <w:r>
+        <w:rPr>
+          <w:rFonts w:ascii="Consolas" w:eastAsia="Times New Roman" w:hAnsi="Consolas" w:cs="Times New Roman"/>
+          <w:sz w:val="20"/>
+          <w:szCs w:val="20"/>
+          <w:lang w:val="uk-UA"/>
+        </w:rPr>
+        <w:t>)</w:t>
+      </w:r>
+    </w:p>
+    <w:p>
+      <w:pPr>
+        <w:spacing w:line="240" w:lineRule="auto"/>
+        <w:rPr>
+          <w:rFonts w:ascii="Consolas" w:eastAsia="Times New Roman" w:hAnsi="Consolas" w:cs="Times New Roman"/>
+          <w:sz w:val="20"/>
+          <w:szCs w:val="20"/>
+          <w:lang w:val="uk-UA"/>
+        </w:rPr>
+      </w:pPr>
+      <w:r>
+        <w:rPr>
+          <w:rFonts w:ascii="Consolas" w:eastAsia="Times New Roman" w:hAnsi="Consolas" w:cs="Times New Roman"/>
+          <w:sz w:val="20"/>
+          <w:szCs w:val="20"/>
+          <w:lang w:val="uk-UA"/>
+        </w:rPr>
+        <w:t xml:space="preserve">    </w:t>
+      </w:r>
+      <w:proofErr w:type="spellStart"/>
+      <w:r>
+        <w:rPr>
+          <w:rFonts w:ascii="Consolas" w:eastAsia="Times New Roman" w:hAnsi="Consolas" w:cs="Times New Roman"/>
+          <w:sz w:val="20"/>
+          <w:szCs w:val="20"/>
+          <w:lang w:val="uk-UA"/>
+        </w:rPr>
+        <w:t>name</w:t>
+      </w:r>
+      <w:proofErr w:type="spellEnd"/>
+      <w:r>
+        <w:rPr>
+          <w:rFonts w:ascii="Consolas" w:eastAsia="Times New Roman" w:hAnsi="Consolas" w:cs="Times New Roman"/>
+          <w:sz w:val="20"/>
+          <w:szCs w:val="20"/>
+          <w:lang w:val="uk-UA"/>
+        </w:rPr>
+        <w:t xml:space="preserve"> = </w:t>
+      </w:r>
+      <w:proofErr w:type="spellStart"/>
+      <w:r>
+        <w:rPr>
+          <w:rFonts w:ascii="Consolas" w:eastAsia="Times New Roman" w:hAnsi="Consolas" w:cs="Times New Roman"/>
+          <w:sz w:val="20"/>
+          <w:szCs w:val="20"/>
+          <w:lang w:val="uk-UA"/>
+        </w:rPr>
+        <w:t>names</w:t>
+      </w:r>
+      <w:proofErr w:type="spellEnd"/>
+      <w:r>
+        <w:rPr>
+          <w:rFonts w:ascii="Consolas" w:eastAsia="Times New Roman" w:hAnsi="Consolas" w:cs="Times New Roman"/>
+          <w:sz w:val="20"/>
+          <w:szCs w:val="20"/>
+          <w:lang w:val="uk-UA"/>
+        </w:rPr>
+        <w:t>{k};</w:t>
+      </w:r>
+    </w:p>
+    <w:p>
+      <w:pPr>
+        <w:spacing w:line="240" w:lineRule="auto"/>
+        <w:rPr>
+          <w:rFonts w:ascii="Consolas" w:eastAsia="Times New Roman" w:hAnsi="Consolas" w:cs="Times New Roman"/>
+          <w:sz w:val="20"/>
+          <w:szCs w:val="20"/>
+          <w:lang w:val="uk-UA"/>
+        </w:rPr>
+      </w:pPr>
+      <w:r>
+        <w:rPr>
+          <w:rFonts w:ascii="Consolas" w:eastAsia="Times New Roman" w:hAnsi="Consolas" w:cs="Times New Roman"/>
+          <w:sz w:val="20"/>
+          <w:szCs w:val="20"/>
+          <w:lang w:val="uk-UA"/>
+        </w:rPr>
+        <w:t xml:space="preserve">    </w:t>
+      </w:r>
+      <w:proofErr w:type="spellStart"/>
+      <w:r>
+        <w:rPr>
+          <w:rFonts w:ascii="Consolas" w:eastAsia="Times New Roman" w:hAnsi="Consolas" w:cs="Times New Roman"/>
+          <w:sz w:val="20"/>
+          <w:szCs w:val="20"/>
+          <w:lang w:val="uk-UA"/>
+        </w:rPr>
+        <w:t>t_d</w:t>
+      </w:r>
+      <w:proofErr w:type="spellEnd"/>
+      <w:r>
+        <w:rPr>
+          <w:rFonts w:ascii="Consolas" w:eastAsia="Times New Roman" w:hAnsi="Consolas" w:cs="Times New Roman"/>
+          <w:sz w:val="20"/>
+          <w:szCs w:val="20"/>
+          <w:lang w:val="uk-UA"/>
+        </w:rPr>
+        <w:t xml:space="preserve">  = </w:t>
+      </w:r>
+      <w:proofErr w:type="spellStart"/>
+      <w:r>
+        <w:rPr>
+          <w:rFonts w:ascii="Consolas" w:eastAsia="Times New Roman" w:hAnsi="Consolas" w:cs="Times New Roman"/>
+          <w:sz w:val="20"/>
+          <w:szCs w:val="20"/>
+          <w:lang w:val="uk-UA"/>
+        </w:rPr>
+        <w:t>sol</w:t>
+      </w:r>
+      <w:proofErr w:type="spellEnd"/>
+      <w:r>
+        <w:rPr>
+          <w:rFonts w:ascii="Consolas" w:eastAsia="Times New Roman" w:hAnsi="Consolas" w:cs="Times New Roman"/>
+          <w:sz w:val="20"/>
+          <w:szCs w:val="20"/>
+          <w:lang w:val="uk-UA"/>
+        </w:rPr>
+        <w:t>.(</w:t>
+      </w:r>
+      <w:proofErr w:type="spellStart"/>
+      <w:r>
+        <w:rPr>
+          <w:rFonts w:ascii="Consolas" w:eastAsia="Times New Roman" w:hAnsi="Consolas" w:cs="Times New Roman"/>
+          <w:sz w:val="20"/>
+          <w:szCs w:val="20"/>
+          <w:lang w:val="uk-UA"/>
+        </w:rPr>
+        <w:t>name</w:t>
+      </w:r>
+      <w:proofErr w:type="spellEnd"/>
+      <w:r>
+        <w:rPr>
+          <w:rFonts w:ascii="Consolas" w:eastAsia="Times New Roman" w:hAnsi="Consolas" w:cs="Times New Roman"/>
+          <w:sz w:val="20"/>
+          <w:szCs w:val="20"/>
+          <w:lang w:val="uk-UA"/>
+        </w:rPr>
+        <w:t xml:space="preserve">).t / 86400;   </w:t>
+      </w:r>
+      <w:r>
+        <w:rPr>
+          <w:rFonts w:ascii="Consolas" w:eastAsia="Times New Roman" w:hAnsi="Consolas" w:cs="Times New Roman"/>
+          <w:color w:val="008013"/>
+          <w:sz w:val="20"/>
+          <w:szCs w:val="20"/>
+          <w:lang w:val="uk-UA"/>
+        </w:rPr>
+        <w:t>% час у добах</w:t>
+      </w:r>
+    </w:p>
+    <w:p>
+      <w:pPr>
+        <w:spacing w:line="240" w:lineRule="auto"/>
+        <w:rPr>
+          <w:rFonts w:ascii="Consolas" w:eastAsia="Times New Roman" w:hAnsi="Consolas" w:cs="Times New Roman"/>
+          <w:sz w:val="20"/>
+          <w:szCs w:val="20"/>
+          <w:lang w:val="uk-UA"/>
+        </w:rPr>
+      </w:pPr>
+      <w:r>
+        <w:rPr>
+          <w:rFonts w:ascii="Consolas" w:eastAsia="Times New Roman" w:hAnsi="Consolas" w:cs="Times New Roman"/>
+          <w:sz w:val="20"/>
+          <w:szCs w:val="20"/>
+          <w:lang w:val="uk-UA"/>
+        </w:rPr>
+        <w:t xml:space="preserve">    x    = </w:t>
+      </w:r>
+      <w:proofErr w:type="spellStart"/>
+      <w:r>
+        <w:rPr>
+          <w:rFonts w:ascii="Consolas" w:eastAsia="Times New Roman" w:hAnsi="Consolas" w:cs="Times New Roman"/>
+          <w:sz w:val="20"/>
+          <w:szCs w:val="20"/>
+          <w:lang w:val="uk-UA"/>
+        </w:rPr>
+        <w:t>sol</w:t>
+      </w:r>
+      <w:proofErr w:type="spellEnd"/>
+      <w:r>
+        <w:rPr>
+          <w:rFonts w:ascii="Consolas" w:eastAsia="Times New Roman" w:hAnsi="Consolas" w:cs="Times New Roman"/>
+          <w:sz w:val="20"/>
+          <w:szCs w:val="20"/>
+          <w:lang w:val="uk-UA"/>
+        </w:rPr>
+        <w:t>.(</w:t>
+      </w:r>
+      <w:proofErr w:type="spellStart"/>
+      <w:r>
+        <w:rPr>
+          <w:rFonts w:ascii="Consolas" w:eastAsia="Times New Roman" w:hAnsi="Consolas" w:cs="Times New Roman"/>
+          <w:sz w:val="20"/>
+          <w:szCs w:val="20"/>
+          <w:lang w:val="uk-UA"/>
+        </w:rPr>
+        <w:t>name</w:t>
+      </w:r>
+      <w:proofErr w:type="spellEnd"/>
+      <w:r>
+        <w:rPr>
+          <w:rFonts w:ascii="Consolas" w:eastAsia="Times New Roman" w:hAnsi="Consolas" w:cs="Times New Roman"/>
+          <w:sz w:val="20"/>
+          <w:szCs w:val="20"/>
+          <w:lang w:val="uk-UA"/>
+        </w:rPr>
+        <w:t xml:space="preserve">).x / 1e6;     </w:t>
+      </w:r>
+      <w:r>
+        <w:rPr>
+          <w:rFonts w:ascii="Consolas" w:eastAsia="Times New Roman" w:hAnsi="Consolas" w:cs="Times New Roman"/>
+          <w:color w:val="008013"/>
+          <w:sz w:val="20"/>
+          <w:szCs w:val="20"/>
+          <w:lang w:val="uk-UA"/>
+        </w:rPr>
+        <w:t>% млн км для зручності</w:t>
+      </w:r>
+    </w:p>
+    <w:p>
+      <w:pPr>
+        <w:spacing w:line="240" w:lineRule="auto"/>
+        <w:rPr>
+          <w:rFonts w:ascii="Consolas" w:eastAsia="Times New Roman" w:hAnsi="Consolas" w:cs="Times New Roman"/>
+          <w:sz w:val="20"/>
+          <w:szCs w:val="20"/>
+          <w:lang w:val="uk-UA"/>
+        </w:rPr>
+      </w:pPr>
+      <w:r>
+        <w:rPr>
+          <w:rFonts w:ascii="Consolas" w:eastAsia="Times New Roman" w:hAnsi="Consolas" w:cs="Times New Roman"/>
+          <w:sz w:val="20"/>
+          <w:szCs w:val="20"/>
+          <w:lang w:val="uk-UA"/>
+        </w:rPr>
+        <w:t xml:space="preserve">    y    = </w:t>
+      </w:r>
+      <w:proofErr w:type="spellStart"/>
+      <w:r>
+        <w:rPr>
+          <w:rFonts w:ascii="Consolas" w:eastAsia="Times New Roman" w:hAnsi="Consolas" w:cs="Times New Roman"/>
+          <w:sz w:val="20"/>
+          <w:szCs w:val="20"/>
+          <w:lang w:val="uk-UA"/>
+        </w:rPr>
+        <w:t>sol</w:t>
+      </w:r>
+      <w:proofErr w:type="spellEnd"/>
+      <w:r>
+        <w:rPr>
+          <w:rFonts w:ascii="Consolas" w:eastAsia="Times New Roman" w:hAnsi="Consolas" w:cs="Times New Roman"/>
+          <w:sz w:val="20"/>
+          <w:szCs w:val="20"/>
+          <w:lang w:val="uk-UA"/>
+        </w:rPr>
+        <w:t>.(</w:t>
+      </w:r>
+      <w:proofErr w:type="spellStart"/>
+      <w:r>
+        <w:rPr>
+          <w:rFonts w:ascii="Consolas" w:eastAsia="Times New Roman" w:hAnsi="Consolas" w:cs="Times New Roman"/>
+          <w:sz w:val="20"/>
+          <w:szCs w:val="20"/>
+          <w:lang w:val="uk-UA"/>
+        </w:rPr>
+        <w:t>name</w:t>
+      </w:r>
+      <w:proofErr w:type="spellEnd"/>
+      <w:r>
+        <w:rPr>
+          <w:rFonts w:ascii="Consolas" w:eastAsia="Times New Roman" w:hAnsi="Consolas" w:cs="Times New Roman"/>
+          <w:sz w:val="20"/>
+          <w:szCs w:val="20"/>
+          <w:lang w:val="uk-UA"/>
+        </w:rPr>
+        <w:t>).y / 1e6;</w:t>
+      </w:r>
+    </w:p>
+    <w:p>
+      <w:pPr>
+        <w:spacing w:line="240" w:lineRule="auto"/>
+        <w:rPr>
+          <w:rFonts w:ascii="Consolas" w:eastAsia="Times New Roman" w:hAnsi="Consolas" w:cs="Times New Roman"/>
+          <w:sz w:val="20"/>
+          <w:szCs w:val="20"/>
+          <w:lang w:val="uk-UA"/>
+        </w:rPr>
+      </w:pPr>
+      <w:r>
+        <w:rPr>
+          <w:rFonts w:ascii="Consolas" w:eastAsia="Times New Roman" w:hAnsi="Consolas" w:cs="Times New Roman"/>
+          <w:sz w:val="20"/>
+          <w:szCs w:val="20"/>
+          <w:lang w:val="uk-UA"/>
+        </w:rPr>
+        <w:t xml:space="preserve">    </w:t>
+      </w:r>
+    </w:p>
+    <w:p>
+      <w:pPr>
+        <w:spacing w:line="240" w:lineRule="auto"/>
+        <w:rPr>
+          <w:rFonts w:ascii="Consolas" w:eastAsia="Times New Roman" w:hAnsi="Consolas" w:cs="Times New Roman"/>
+          <w:sz w:val="20"/>
+          <w:szCs w:val="20"/>
+          <w:lang w:val="uk-UA"/>
+        </w:rPr>
+      </w:pPr>
+      <w:r>
+        <w:rPr>
+          <w:rFonts w:ascii="Consolas" w:eastAsia="Times New Roman" w:hAnsi="Consolas" w:cs="Times New Roman"/>
+          <w:sz w:val="20"/>
+          <w:szCs w:val="20"/>
+          <w:lang w:val="uk-UA"/>
+        </w:rPr>
+        <w:t xml:space="preserve">    </w:t>
+      </w:r>
+      <w:proofErr w:type="spellStart"/>
+      <w:r>
+        <w:rPr>
+          <w:rFonts w:ascii="Consolas" w:eastAsia="Times New Roman" w:hAnsi="Consolas" w:cs="Times New Roman"/>
+          <w:sz w:val="20"/>
+          <w:szCs w:val="20"/>
+          <w:lang w:val="uk-UA"/>
+        </w:rPr>
+        <w:t>figure</w:t>
+      </w:r>
+      <w:proofErr w:type="spellEnd"/>
+      <w:r>
+        <w:rPr>
+          <w:rFonts w:ascii="Consolas" w:eastAsia="Times New Roman" w:hAnsi="Consolas" w:cs="Times New Roman"/>
+          <w:sz w:val="20"/>
+          <w:szCs w:val="20"/>
+          <w:lang w:val="uk-UA"/>
+        </w:rPr>
+        <w:t>(</w:t>
+      </w:r>
+      <w:r>
+        <w:rPr>
+          <w:rFonts w:ascii="Consolas" w:eastAsia="Times New Roman" w:hAnsi="Consolas" w:cs="Times New Roman"/>
+          <w:color w:val="A709F5"/>
+          <w:sz w:val="20"/>
+          <w:szCs w:val="20"/>
+          <w:lang w:val="uk-UA"/>
+        </w:rPr>
+        <w:t>'</w:t>
+      </w:r>
+      <w:proofErr w:type="spellStart"/>
+      <w:r>
+        <w:rPr>
+          <w:rFonts w:ascii="Consolas" w:eastAsia="Times New Roman" w:hAnsi="Consolas" w:cs="Times New Roman"/>
+          <w:color w:val="A709F5"/>
+          <w:sz w:val="20"/>
+          <w:szCs w:val="20"/>
+          <w:lang w:val="uk-UA"/>
+        </w:rPr>
+        <w:t>Name</w:t>
+      </w:r>
+      <w:proofErr w:type="spellEnd"/>
+      <w:r>
+        <w:rPr>
+          <w:rFonts w:ascii="Consolas" w:eastAsia="Times New Roman" w:hAnsi="Consolas" w:cs="Times New Roman"/>
+          <w:color w:val="A709F5"/>
+          <w:sz w:val="20"/>
+          <w:szCs w:val="20"/>
+          <w:lang w:val="uk-UA"/>
+        </w:rPr>
+        <w:t>'</w:t>
+      </w:r>
+      <w:r>
+        <w:rPr>
+          <w:rFonts w:ascii="Consolas" w:eastAsia="Times New Roman" w:hAnsi="Consolas" w:cs="Times New Roman"/>
+          <w:sz w:val="20"/>
+          <w:szCs w:val="20"/>
+          <w:lang w:val="uk-UA"/>
+        </w:rPr>
+        <w:t>,</w:t>
+      </w:r>
+      <w:proofErr w:type="spellStart"/>
+      <w:r>
+        <w:rPr>
+          <w:rFonts w:ascii="Consolas" w:eastAsia="Times New Roman" w:hAnsi="Consolas" w:cs="Times New Roman"/>
+          <w:sz w:val="20"/>
+          <w:szCs w:val="20"/>
+          <w:lang w:val="uk-UA"/>
+        </w:rPr>
+        <w:t>name</w:t>
+      </w:r>
+      <w:proofErr w:type="spellEnd"/>
+      <w:r>
+        <w:rPr>
+          <w:rFonts w:ascii="Consolas" w:eastAsia="Times New Roman" w:hAnsi="Consolas" w:cs="Times New Roman"/>
+          <w:sz w:val="20"/>
+          <w:szCs w:val="20"/>
+          <w:lang w:val="uk-UA"/>
+        </w:rPr>
+        <w:t>,</w:t>
+      </w:r>
+      <w:r>
+        <w:rPr>
+          <w:rFonts w:ascii="Consolas" w:eastAsia="Times New Roman" w:hAnsi="Consolas" w:cs="Times New Roman"/>
+          <w:color w:val="A709F5"/>
+          <w:sz w:val="20"/>
+          <w:szCs w:val="20"/>
+          <w:lang w:val="uk-UA"/>
+        </w:rPr>
+        <w:t>'</w:t>
+      </w:r>
+      <w:proofErr w:type="spellStart"/>
+      <w:r>
+        <w:rPr>
+          <w:rFonts w:ascii="Consolas" w:eastAsia="Times New Roman" w:hAnsi="Consolas" w:cs="Times New Roman"/>
+          <w:color w:val="A709F5"/>
+          <w:sz w:val="20"/>
+          <w:szCs w:val="20"/>
+          <w:lang w:val="uk-UA"/>
+        </w:rPr>
+        <w:t>Position</w:t>
+      </w:r>
+      <w:proofErr w:type="spellEnd"/>
+      <w:r>
+        <w:rPr>
+          <w:rFonts w:ascii="Consolas" w:eastAsia="Times New Roman" w:hAnsi="Consolas" w:cs="Times New Roman"/>
+          <w:color w:val="A709F5"/>
+          <w:sz w:val="20"/>
+          <w:szCs w:val="20"/>
+          <w:lang w:val="uk-UA"/>
+        </w:rPr>
+        <w:t>'</w:t>
+      </w:r>
+      <w:r>
+        <w:rPr>
+          <w:rFonts w:ascii="Consolas" w:eastAsia="Times New Roman" w:hAnsi="Consolas" w:cs="Times New Roman"/>
+          <w:sz w:val="20"/>
+          <w:szCs w:val="20"/>
+          <w:lang w:val="uk-UA"/>
+        </w:rPr>
+        <w:t>,[100 100 900 500])</w:t>
+      </w:r>
+    </w:p>
+    <w:p>
+      <w:pPr>
+        <w:spacing w:line="240" w:lineRule="auto"/>
+        <w:rPr>
+          <w:rFonts w:ascii="Consolas" w:eastAsia="Times New Roman" w:hAnsi="Consolas" w:cs="Times New Roman"/>
+          <w:sz w:val="20"/>
+          <w:szCs w:val="20"/>
+          <w:lang w:val="uk-UA"/>
+        </w:rPr>
+      </w:pPr>
+      <w:r>
+        <w:rPr>
+          <w:rFonts w:ascii="Consolas" w:eastAsia="Times New Roman" w:hAnsi="Consolas" w:cs="Times New Roman"/>
+          <w:sz w:val="20"/>
+          <w:szCs w:val="20"/>
+          <w:lang w:val="uk-UA"/>
+        </w:rPr>
+        <w:t xml:space="preserve">    </w:t>
+      </w:r>
+    </w:p>
+    <w:p>
+      <w:pPr>
+        <w:spacing w:line="240" w:lineRule="auto"/>
+        <w:rPr>
+          <w:rFonts w:ascii="Consolas" w:eastAsia="Times New Roman" w:hAnsi="Consolas" w:cs="Times New Roman"/>
+          <w:sz w:val="20"/>
+          <w:szCs w:val="20"/>
+          <w:lang w:val="uk-UA"/>
+        </w:rPr>
+      </w:pPr>
+      <w:r>
+        <w:rPr>
+          <w:rFonts w:ascii="Consolas" w:eastAsia="Times New Roman" w:hAnsi="Consolas" w:cs="Times New Roman"/>
+          <w:sz w:val="20"/>
+          <w:szCs w:val="20"/>
+          <w:lang w:val="uk-UA"/>
+        </w:rPr>
+        <w:t xml:space="preserve">    </w:t>
+      </w:r>
+      <w:r>
+        <w:rPr>
+          <w:rFonts w:ascii="Consolas" w:eastAsia="Times New Roman" w:hAnsi="Consolas" w:cs="Times New Roman"/>
+          <w:color w:val="008013"/>
+          <w:sz w:val="20"/>
+          <w:szCs w:val="20"/>
+          <w:lang w:val="uk-UA"/>
+        </w:rPr>
+        <w:t>% 4.1 x(t) та y(t)</w:t>
+      </w:r>
+    </w:p>
+    <w:p>
+      <w:pPr>
+        <w:spacing w:line="240" w:lineRule="auto"/>
+        <w:rPr>
+          <w:rFonts w:ascii="Consolas" w:eastAsia="Times New Roman" w:hAnsi="Consolas" w:cs="Times New Roman"/>
+          <w:sz w:val="20"/>
+          <w:szCs w:val="20"/>
+          <w:lang w:val="uk-UA"/>
+        </w:rPr>
+      </w:pPr>
+      <w:r>
+        <w:rPr>
+          <w:rFonts w:ascii="Consolas" w:eastAsia="Times New Roman" w:hAnsi="Consolas" w:cs="Times New Roman"/>
+          <w:sz w:val="20"/>
+          <w:szCs w:val="20"/>
+          <w:lang w:val="uk-UA"/>
+        </w:rPr>
+        <w:t xml:space="preserve">    </w:t>
+      </w:r>
+      <w:proofErr w:type="spellStart"/>
+      <w:r>
+        <w:rPr>
+          <w:rFonts w:ascii="Consolas" w:eastAsia="Times New Roman" w:hAnsi="Consolas" w:cs="Times New Roman"/>
+          <w:sz w:val="20"/>
+          <w:szCs w:val="20"/>
+          <w:lang w:val="uk-UA"/>
+        </w:rPr>
+        <w:t>subplot</w:t>
+      </w:r>
+      <w:proofErr w:type="spellEnd"/>
+      <w:r>
+        <w:rPr>
+          <w:rFonts w:ascii="Consolas" w:eastAsia="Times New Roman" w:hAnsi="Consolas" w:cs="Times New Roman"/>
+          <w:sz w:val="20"/>
+          <w:szCs w:val="20"/>
+          <w:lang w:val="uk-UA"/>
+        </w:rPr>
+        <w:t xml:space="preserve">(2,2,1); </w:t>
+      </w:r>
+      <w:proofErr w:type="spellStart"/>
+      <w:r>
+        <w:rPr>
+          <w:rFonts w:ascii="Consolas" w:eastAsia="Times New Roman" w:hAnsi="Consolas" w:cs="Times New Roman"/>
+          <w:sz w:val="20"/>
+          <w:szCs w:val="20"/>
+          <w:lang w:val="uk-UA"/>
+        </w:rPr>
+        <w:t>plot</w:t>
+      </w:r>
+      <w:proofErr w:type="spellEnd"/>
+      <w:r>
+        <w:rPr>
+          <w:rFonts w:ascii="Consolas" w:eastAsia="Times New Roman" w:hAnsi="Consolas" w:cs="Times New Roman"/>
+          <w:sz w:val="20"/>
+          <w:szCs w:val="20"/>
+          <w:lang w:val="uk-UA"/>
+        </w:rPr>
+        <w:t>(</w:t>
+      </w:r>
+      <w:proofErr w:type="spellStart"/>
+      <w:r>
+        <w:rPr>
+          <w:rFonts w:ascii="Consolas" w:eastAsia="Times New Roman" w:hAnsi="Consolas" w:cs="Times New Roman"/>
+          <w:sz w:val="20"/>
+          <w:szCs w:val="20"/>
+          <w:lang w:val="uk-UA"/>
+        </w:rPr>
+        <w:t>t_d</w:t>
+      </w:r>
+      <w:proofErr w:type="spellEnd"/>
+      <w:r>
+        <w:rPr>
+          <w:rFonts w:ascii="Consolas" w:eastAsia="Times New Roman" w:hAnsi="Consolas" w:cs="Times New Roman"/>
+          <w:sz w:val="20"/>
+          <w:szCs w:val="20"/>
+          <w:lang w:val="uk-UA"/>
+        </w:rPr>
+        <w:t>, x);</w:t>
+      </w:r>
+    </w:p>
+    <w:p>
+      <w:pPr>
+        <w:spacing w:line="240" w:lineRule="auto"/>
+        <w:rPr>
+          <w:rFonts w:ascii="Consolas" w:eastAsia="Times New Roman" w:hAnsi="Consolas" w:cs="Times New Roman"/>
+          <w:sz w:val="20"/>
+          <w:szCs w:val="20"/>
+          <w:lang w:val="uk-UA"/>
+        </w:rPr>
+      </w:pPr>
+      <w:r>
+        <w:rPr>
+          <w:rFonts w:ascii="Consolas" w:eastAsia="Times New Roman" w:hAnsi="Consolas" w:cs="Times New Roman"/>
+          <w:sz w:val="20"/>
+          <w:szCs w:val="20"/>
+          <w:lang w:val="uk-UA"/>
+        </w:rPr>
+        <w:t xml:space="preserve">    </w:t>
+      </w:r>
+      <w:proofErr w:type="spellStart"/>
+      <w:r>
+        <w:rPr>
+          <w:rFonts w:ascii="Consolas" w:eastAsia="Times New Roman" w:hAnsi="Consolas" w:cs="Times New Roman"/>
+          <w:sz w:val="20"/>
+          <w:szCs w:val="20"/>
+          <w:lang w:val="uk-UA"/>
+        </w:rPr>
+        <w:t>xlabel</w:t>
+      </w:r>
+      <w:proofErr w:type="spellEnd"/>
+      <w:r>
+        <w:rPr>
+          <w:rFonts w:ascii="Consolas" w:eastAsia="Times New Roman" w:hAnsi="Consolas" w:cs="Times New Roman"/>
+          <w:sz w:val="20"/>
+          <w:szCs w:val="20"/>
+          <w:lang w:val="uk-UA"/>
+        </w:rPr>
+        <w:t>(</w:t>
+      </w:r>
+      <w:r>
+        <w:rPr>
+          <w:rFonts w:ascii="Consolas" w:eastAsia="Times New Roman" w:hAnsi="Consolas" w:cs="Times New Roman"/>
+          <w:color w:val="A709F5"/>
+          <w:sz w:val="20"/>
+          <w:szCs w:val="20"/>
+          <w:lang w:val="uk-UA"/>
+        </w:rPr>
+        <w:t>'t, діб'</w:t>
+      </w:r>
+      <w:r>
+        <w:rPr>
+          <w:rFonts w:ascii="Consolas" w:eastAsia="Times New Roman" w:hAnsi="Consolas" w:cs="Times New Roman"/>
+          <w:sz w:val="20"/>
+          <w:szCs w:val="20"/>
+          <w:lang w:val="uk-UA"/>
+        </w:rPr>
+        <w:t xml:space="preserve">); </w:t>
+      </w:r>
+      <w:proofErr w:type="spellStart"/>
+      <w:r>
+        <w:rPr>
+          <w:rFonts w:ascii="Consolas" w:eastAsia="Times New Roman" w:hAnsi="Consolas" w:cs="Times New Roman"/>
+          <w:sz w:val="20"/>
+          <w:szCs w:val="20"/>
+          <w:lang w:val="uk-UA"/>
+        </w:rPr>
+        <w:t>ylabel</w:t>
+      </w:r>
+      <w:proofErr w:type="spellEnd"/>
+      <w:r>
+        <w:rPr>
+          <w:rFonts w:ascii="Consolas" w:eastAsia="Times New Roman" w:hAnsi="Consolas" w:cs="Times New Roman"/>
+          <w:sz w:val="20"/>
+          <w:szCs w:val="20"/>
+          <w:lang w:val="uk-UA"/>
+        </w:rPr>
+        <w:t>(</w:t>
+      </w:r>
+      <w:r>
+        <w:rPr>
+          <w:rFonts w:ascii="Consolas" w:eastAsia="Times New Roman" w:hAnsi="Consolas" w:cs="Times New Roman"/>
+          <w:color w:val="A709F5"/>
+          <w:sz w:val="20"/>
+          <w:szCs w:val="20"/>
+          <w:lang w:val="uk-UA"/>
+        </w:rPr>
+        <w:t>'x, млн км'</w:t>
+      </w:r>
+      <w:r>
+        <w:rPr>
+          <w:rFonts w:ascii="Consolas" w:eastAsia="Times New Roman" w:hAnsi="Consolas" w:cs="Times New Roman"/>
+          <w:sz w:val="20"/>
+          <w:szCs w:val="20"/>
+          <w:lang w:val="uk-UA"/>
+        </w:rPr>
+        <w:t xml:space="preserve">); </w:t>
+      </w:r>
+      <w:proofErr w:type="spellStart"/>
+      <w:r>
+        <w:rPr>
+          <w:rFonts w:ascii="Consolas" w:eastAsia="Times New Roman" w:hAnsi="Consolas" w:cs="Times New Roman"/>
+          <w:sz w:val="20"/>
+          <w:szCs w:val="20"/>
+          <w:lang w:val="uk-UA"/>
+        </w:rPr>
+        <w:t>title</w:t>
+      </w:r>
+      <w:proofErr w:type="spellEnd"/>
+      <w:r>
+        <w:rPr>
+          <w:rFonts w:ascii="Consolas" w:eastAsia="Times New Roman" w:hAnsi="Consolas" w:cs="Times New Roman"/>
+          <w:sz w:val="20"/>
+          <w:szCs w:val="20"/>
+          <w:lang w:val="uk-UA"/>
+        </w:rPr>
+        <w:t>([</w:t>
+      </w:r>
+      <w:proofErr w:type="spellStart"/>
+      <w:r>
+        <w:rPr>
+          <w:rFonts w:ascii="Consolas" w:eastAsia="Times New Roman" w:hAnsi="Consolas" w:cs="Times New Roman"/>
+          <w:sz w:val="20"/>
+          <w:szCs w:val="20"/>
+          <w:lang w:val="uk-UA"/>
+        </w:rPr>
+        <w:t>name</w:t>
+      </w:r>
+      <w:proofErr w:type="spellEnd"/>
+      <w:r>
+        <w:rPr>
+          <w:rFonts w:ascii="Consolas" w:eastAsia="Times New Roman" w:hAnsi="Consolas" w:cs="Times New Roman"/>
+          <w:sz w:val="20"/>
+          <w:szCs w:val="20"/>
+          <w:lang w:val="uk-UA"/>
+        </w:rPr>
+        <w:t xml:space="preserve"> </w:t>
+      </w:r>
+      <w:r>
+        <w:rPr>
+          <w:rFonts w:ascii="Consolas" w:eastAsia="Times New Roman" w:hAnsi="Consolas" w:cs="Times New Roman"/>
+          <w:color w:val="A709F5"/>
+          <w:sz w:val="20"/>
+          <w:szCs w:val="20"/>
+          <w:lang w:val="uk-UA"/>
+        </w:rPr>
+        <w:t>':  x(t)'</w:t>
+      </w:r>
+      <w:r>
+        <w:rPr>
+          <w:rFonts w:ascii="Consolas" w:eastAsia="Times New Roman" w:hAnsi="Consolas" w:cs="Times New Roman"/>
+          <w:sz w:val="20"/>
+          <w:szCs w:val="20"/>
+          <w:lang w:val="uk-UA"/>
+        </w:rPr>
+        <w:t>])</w:t>
+      </w:r>
+    </w:p>
+    <w:p>
+      <w:pPr>
+        <w:spacing w:line="240" w:lineRule="auto"/>
+        <w:rPr>
+          <w:rFonts w:ascii="Consolas" w:eastAsia="Times New Roman" w:hAnsi="Consolas" w:cs="Times New Roman"/>
+          <w:sz w:val="20"/>
+          <w:szCs w:val="20"/>
+          <w:lang w:val="uk-UA"/>
+        </w:rPr>
+      </w:pPr>
+      <w:r>
+        <w:rPr>
+          <w:rFonts w:ascii="Consolas" w:eastAsia="Times New Roman" w:hAnsi="Consolas" w:cs="Times New Roman"/>
+          <w:sz w:val="20"/>
+          <w:szCs w:val="20"/>
+          <w:lang w:val="uk-UA"/>
+        </w:rPr>
+        <w:t xml:space="preserve">    </w:t>
+      </w:r>
+      <w:proofErr w:type="spellStart"/>
+      <w:r>
+        <w:rPr>
+          <w:rFonts w:ascii="Consolas" w:eastAsia="Times New Roman" w:hAnsi="Consolas" w:cs="Times New Roman"/>
+          <w:sz w:val="20"/>
+          <w:szCs w:val="20"/>
+          <w:lang w:val="uk-UA"/>
+        </w:rPr>
+        <w:t>grid</w:t>
+      </w:r>
+      <w:proofErr w:type="spellEnd"/>
+      <w:r>
+        <w:rPr>
+          <w:rFonts w:ascii="Consolas" w:eastAsia="Times New Roman" w:hAnsi="Consolas" w:cs="Times New Roman"/>
+          <w:sz w:val="20"/>
+          <w:szCs w:val="20"/>
+          <w:lang w:val="uk-UA"/>
+        </w:rPr>
+        <w:t xml:space="preserve"> </w:t>
+      </w:r>
+      <w:proofErr w:type="spellStart"/>
+      <w:r>
+        <w:rPr>
+          <w:rFonts w:ascii="Consolas" w:eastAsia="Times New Roman" w:hAnsi="Consolas" w:cs="Times New Roman"/>
+          <w:color w:val="A709F5"/>
+          <w:sz w:val="20"/>
+          <w:szCs w:val="20"/>
+          <w:lang w:val="uk-UA"/>
+        </w:rPr>
+        <w:t>on</w:t>
+      </w:r>
+      <w:proofErr w:type="spellEnd"/>
+      <w:r>
+        <w:rPr>
+          <w:rFonts w:ascii="Consolas" w:eastAsia="Times New Roman" w:hAnsi="Consolas" w:cs="Times New Roman"/>
+          <w:sz w:val="20"/>
+          <w:szCs w:val="20"/>
+          <w:lang w:val="uk-UA"/>
+        </w:rPr>
+        <w:t>;</w:t>
+      </w:r>
+    </w:p>
+    <w:p>
+      <w:pPr>
+        <w:spacing w:line="240" w:lineRule="auto"/>
+        <w:rPr>
+          <w:rFonts w:ascii="Consolas" w:eastAsia="Times New Roman" w:hAnsi="Consolas" w:cs="Times New Roman"/>
+          <w:sz w:val="20"/>
+          <w:szCs w:val="20"/>
+          <w:lang w:val="uk-UA"/>
+        </w:rPr>
+      </w:pPr>
+      <w:r>
+        <w:rPr>
+          <w:rFonts w:ascii="Consolas" w:eastAsia="Times New Roman" w:hAnsi="Consolas" w:cs="Times New Roman"/>
+          <w:sz w:val="20"/>
+          <w:szCs w:val="20"/>
+          <w:lang w:val="uk-UA"/>
+        </w:rPr>
+        <w:t xml:space="preserve">    </w:t>
+      </w:r>
+    </w:p>
+    <w:p>
+      <w:pPr>
+        <w:spacing w:line="240" w:lineRule="auto"/>
+        <w:rPr>
+          <w:rFonts w:ascii="Consolas" w:eastAsia="Times New Roman" w:hAnsi="Consolas" w:cs="Times New Roman"/>
+          <w:sz w:val="20"/>
+          <w:szCs w:val="20"/>
+          <w:lang w:val="uk-UA"/>
+        </w:rPr>
+      </w:pPr>
+      <w:r>
+        <w:rPr>
+          <w:rFonts w:ascii="Consolas" w:eastAsia="Times New Roman" w:hAnsi="Consolas" w:cs="Times New Roman"/>
+          <w:sz w:val="20"/>
+          <w:szCs w:val="20"/>
+          <w:lang w:val="uk-UA"/>
+        </w:rPr>
+        <w:t xml:space="preserve">    </w:t>
+      </w:r>
+      <w:proofErr w:type="spellStart"/>
+      <w:r>
+        <w:rPr>
+          <w:rFonts w:ascii="Consolas" w:eastAsia="Times New Roman" w:hAnsi="Consolas" w:cs="Times New Roman"/>
+          <w:sz w:val="20"/>
+          <w:szCs w:val="20"/>
+          <w:lang w:val="uk-UA"/>
+        </w:rPr>
+        <w:t>subplot</w:t>
+      </w:r>
+      <w:proofErr w:type="spellEnd"/>
+      <w:r>
+        <w:rPr>
+          <w:rFonts w:ascii="Consolas" w:eastAsia="Times New Roman" w:hAnsi="Consolas" w:cs="Times New Roman"/>
+          <w:sz w:val="20"/>
+          <w:szCs w:val="20"/>
+          <w:lang w:val="uk-UA"/>
+        </w:rPr>
+        <w:t xml:space="preserve">(2,2,2); </w:t>
+      </w:r>
+      <w:proofErr w:type="spellStart"/>
+      <w:r>
+        <w:rPr>
+          <w:rFonts w:ascii="Consolas" w:eastAsia="Times New Roman" w:hAnsi="Consolas" w:cs="Times New Roman"/>
+          <w:sz w:val="20"/>
+          <w:szCs w:val="20"/>
+          <w:lang w:val="uk-UA"/>
+        </w:rPr>
+        <w:t>plot</w:t>
+      </w:r>
+      <w:proofErr w:type="spellEnd"/>
+      <w:r>
+        <w:rPr>
+          <w:rFonts w:ascii="Consolas" w:eastAsia="Times New Roman" w:hAnsi="Consolas" w:cs="Times New Roman"/>
+          <w:sz w:val="20"/>
+          <w:szCs w:val="20"/>
+          <w:lang w:val="uk-UA"/>
+        </w:rPr>
+        <w:t>(</w:t>
+      </w:r>
+      <w:proofErr w:type="spellStart"/>
+      <w:r>
+        <w:rPr>
+          <w:rFonts w:ascii="Consolas" w:eastAsia="Times New Roman" w:hAnsi="Consolas" w:cs="Times New Roman"/>
+          <w:sz w:val="20"/>
+          <w:szCs w:val="20"/>
+          <w:lang w:val="uk-UA"/>
+        </w:rPr>
+        <w:t>t_d</w:t>
+      </w:r>
+      <w:proofErr w:type="spellEnd"/>
+      <w:r>
+        <w:rPr>
+          <w:rFonts w:ascii="Consolas" w:eastAsia="Times New Roman" w:hAnsi="Consolas" w:cs="Times New Roman"/>
+          <w:sz w:val="20"/>
+          <w:szCs w:val="20"/>
+          <w:lang w:val="uk-UA"/>
+        </w:rPr>
+        <w:t>, y);</w:t>
+      </w:r>
+    </w:p>
+    <w:p>
+      <w:pPr>
+        <w:spacing w:line="240" w:lineRule="auto"/>
+        <w:rPr>
+          <w:rFonts w:ascii="Consolas" w:eastAsia="Times New Roman" w:hAnsi="Consolas" w:cs="Times New Roman"/>
+          <w:sz w:val="20"/>
+          <w:szCs w:val="20"/>
+          <w:lang w:val="uk-UA"/>
+        </w:rPr>
+      </w:pPr>
+      <w:r>
+        <w:rPr>
+          <w:rFonts w:ascii="Consolas" w:eastAsia="Times New Roman" w:hAnsi="Consolas" w:cs="Times New Roman"/>
+          <w:sz w:val="20"/>
+          <w:szCs w:val="20"/>
+          <w:lang w:val="uk-UA"/>
+        </w:rPr>
+        <w:t xml:space="preserve">    </w:t>
+      </w:r>
+      <w:proofErr w:type="spellStart"/>
+      <w:r>
+        <w:rPr>
+          <w:rFonts w:ascii="Consolas" w:eastAsia="Times New Roman" w:hAnsi="Consolas" w:cs="Times New Roman"/>
+          <w:sz w:val="20"/>
+          <w:szCs w:val="20"/>
+          <w:lang w:val="uk-UA"/>
+        </w:rPr>
+        <w:t>xlabel</w:t>
+      </w:r>
+      <w:proofErr w:type="spellEnd"/>
+      <w:r>
+        <w:rPr>
+          <w:rFonts w:ascii="Consolas" w:eastAsia="Times New Roman" w:hAnsi="Consolas" w:cs="Times New Roman"/>
+          <w:sz w:val="20"/>
+          <w:szCs w:val="20"/>
+          <w:lang w:val="uk-UA"/>
+        </w:rPr>
+        <w:t>(</w:t>
+      </w:r>
+      <w:r>
+        <w:rPr>
+          <w:rFonts w:ascii="Consolas" w:eastAsia="Times New Roman" w:hAnsi="Consolas" w:cs="Times New Roman"/>
+          <w:color w:val="A709F5"/>
+          <w:sz w:val="20"/>
+          <w:szCs w:val="20"/>
+          <w:lang w:val="uk-UA"/>
+        </w:rPr>
+        <w:t>'t, діб'</w:t>
+      </w:r>
+      <w:r>
+        <w:rPr>
+          <w:rFonts w:ascii="Consolas" w:eastAsia="Times New Roman" w:hAnsi="Consolas" w:cs="Times New Roman"/>
+          <w:sz w:val="20"/>
+          <w:szCs w:val="20"/>
+          <w:lang w:val="uk-UA"/>
+        </w:rPr>
+        <w:t xml:space="preserve">); </w:t>
+      </w:r>
+      <w:proofErr w:type="spellStart"/>
+      <w:r>
+        <w:rPr>
+          <w:rFonts w:ascii="Consolas" w:eastAsia="Times New Roman" w:hAnsi="Consolas" w:cs="Times New Roman"/>
+          <w:sz w:val="20"/>
+          <w:szCs w:val="20"/>
+          <w:lang w:val="uk-UA"/>
+        </w:rPr>
+        <w:t>ylabel</w:t>
+      </w:r>
+      <w:proofErr w:type="spellEnd"/>
+      <w:r>
+        <w:rPr>
+          <w:rFonts w:ascii="Consolas" w:eastAsia="Times New Roman" w:hAnsi="Consolas" w:cs="Times New Roman"/>
+          <w:sz w:val="20"/>
+          <w:szCs w:val="20"/>
+          <w:lang w:val="uk-UA"/>
+        </w:rPr>
+        <w:t>(</w:t>
+      </w:r>
+      <w:r>
+        <w:rPr>
+          <w:rFonts w:ascii="Consolas" w:eastAsia="Times New Roman" w:hAnsi="Consolas" w:cs="Times New Roman"/>
+          <w:color w:val="A709F5"/>
+          <w:sz w:val="20"/>
+          <w:szCs w:val="20"/>
+          <w:lang w:val="uk-UA"/>
+        </w:rPr>
+        <w:t>'y, млн км'</w:t>
+      </w:r>
+      <w:r>
+        <w:rPr>
+          <w:rFonts w:ascii="Consolas" w:eastAsia="Times New Roman" w:hAnsi="Consolas" w:cs="Times New Roman"/>
+          <w:sz w:val="20"/>
+          <w:szCs w:val="20"/>
+          <w:lang w:val="uk-UA"/>
+        </w:rPr>
+        <w:t xml:space="preserve">); </w:t>
+      </w:r>
+      <w:proofErr w:type="spellStart"/>
+      <w:r>
+        <w:rPr>
+          <w:rFonts w:ascii="Consolas" w:eastAsia="Times New Roman" w:hAnsi="Consolas" w:cs="Times New Roman"/>
+          <w:sz w:val="20"/>
+          <w:szCs w:val="20"/>
+          <w:lang w:val="uk-UA"/>
+        </w:rPr>
+        <w:t>title</w:t>
+      </w:r>
+      <w:proofErr w:type="spellEnd"/>
+      <w:r>
+        <w:rPr>
+          <w:rFonts w:ascii="Consolas" w:eastAsia="Times New Roman" w:hAnsi="Consolas" w:cs="Times New Roman"/>
+          <w:sz w:val="20"/>
+          <w:szCs w:val="20"/>
+          <w:lang w:val="uk-UA"/>
+        </w:rPr>
+        <w:t>([</w:t>
+      </w:r>
+      <w:proofErr w:type="spellStart"/>
+      <w:r>
+        <w:rPr>
+          <w:rFonts w:ascii="Consolas" w:eastAsia="Times New Roman" w:hAnsi="Consolas" w:cs="Times New Roman"/>
+          <w:sz w:val="20"/>
+          <w:szCs w:val="20"/>
+          <w:lang w:val="uk-UA"/>
+        </w:rPr>
+        <w:t>name</w:t>
+      </w:r>
+      <w:proofErr w:type="spellEnd"/>
+      <w:r>
+        <w:rPr>
+          <w:rFonts w:ascii="Consolas" w:eastAsia="Times New Roman" w:hAnsi="Consolas" w:cs="Times New Roman"/>
+          <w:sz w:val="20"/>
+          <w:szCs w:val="20"/>
+          <w:lang w:val="uk-UA"/>
+        </w:rPr>
+        <w:t xml:space="preserve"> </w:t>
+      </w:r>
+      <w:r>
+        <w:rPr>
+          <w:rFonts w:ascii="Consolas" w:eastAsia="Times New Roman" w:hAnsi="Consolas" w:cs="Times New Roman"/>
+          <w:color w:val="A709F5"/>
+          <w:sz w:val="20"/>
+          <w:szCs w:val="20"/>
+          <w:lang w:val="uk-UA"/>
+        </w:rPr>
+        <w:t>':  y(t)'</w:t>
+      </w:r>
+      <w:r>
+        <w:rPr>
+          <w:rFonts w:ascii="Consolas" w:eastAsia="Times New Roman" w:hAnsi="Consolas" w:cs="Times New Roman"/>
+          <w:sz w:val="20"/>
+          <w:szCs w:val="20"/>
+          <w:lang w:val="uk-UA"/>
+        </w:rPr>
+        <w:t>])</w:t>
+      </w:r>
+    </w:p>
+    <w:p>
+      <w:pPr>
+        <w:spacing w:line="240" w:lineRule="auto"/>
+        <w:rPr>
+          <w:rFonts w:ascii="Consolas" w:eastAsia="Times New Roman" w:hAnsi="Consolas" w:cs="Times New Roman"/>
+          <w:sz w:val="20"/>
+          <w:szCs w:val="20"/>
+          <w:lang w:val="uk-UA"/>
+        </w:rPr>
+      </w:pPr>
+      <w:r>
+        <w:rPr>
+          <w:rFonts w:ascii="Consolas" w:eastAsia="Times New Roman" w:hAnsi="Consolas" w:cs="Times New Roman"/>
+          <w:sz w:val="20"/>
+          <w:szCs w:val="20"/>
+          <w:lang w:val="uk-UA"/>
+        </w:rPr>
+        <w:t xml:space="preserve">    </w:t>
+      </w:r>
+      <w:proofErr w:type="spellStart"/>
+      <w:r>
+        <w:rPr>
+          <w:rFonts w:ascii="Consolas" w:eastAsia="Times New Roman" w:hAnsi="Consolas" w:cs="Times New Roman"/>
+          <w:sz w:val="20"/>
+          <w:szCs w:val="20"/>
+          <w:lang w:val="uk-UA"/>
+        </w:rPr>
+        <w:t>grid</w:t>
+      </w:r>
+      <w:proofErr w:type="spellEnd"/>
+      <w:r>
+        <w:rPr>
+          <w:rFonts w:ascii="Consolas" w:eastAsia="Times New Roman" w:hAnsi="Consolas" w:cs="Times New Roman"/>
+          <w:sz w:val="20"/>
+          <w:szCs w:val="20"/>
+          <w:lang w:val="uk-UA"/>
+        </w:rPr>
+        <w:t xml:space="preserve"> </w:t>
+      </w:r>
+      <w:proofErr w:type="spellStart"/>
+      <w:r>
+        <w:rPr>
+          <w:rFonts w:ascii="Consolas" w:eastAsia="Times New Roman" w:hAnsi="Consolas" w:cs="Times New Roman"/>
+          <w:color w:val="A709F5"/>
+          <w:sz w:val="20"/>
+          <w:szCs w:val="20"/>
+          <w:lang w:val="uk-UA"/>
+        </w:rPr>
+        <w:t>on</w:t>
+      </w:r>
+      <w:proofErr w:type="spellEnd"/>
+      <w:r>
+        <w:rPr>
+          <w:rFonts w:ascii="Consolas" w:eastAsia="Times New Roman" w:hAnsi="Consolas" w:cs="Times New Roman"/>
+          <w:sz w:val="20"/>
+          <w:szCs w:val="20"/>
+          <w:lang w:val="uk-UA"/>
+        </w:rPr>
+        <w:t>;</w:t>
+      </w:r>
+    </w:p>
+    <w:p>
+      <w:pPr>
+        <w:spacing w:line="240" w:lineRule="auto"/>
+        <w:rPr>
+          <w:rFonts w:ascii="Consolas" w:eastAsia="Times New Roman" w:hAnsi="Consolas" w:cs="Times New Roman"/>
+          <w:sz w:val="20"/>
+          <w:szCs w:val="20"/>
+          <w:lang w:val="uk-UA"/>
+        </w:rPr>
+      </w:pPr>
+      <w:r>
+        <w:rPr>
+          <w:rFonts w:ascii="Consolas" w:eastAsia="Times New Roman" w:hAnsi="Consolas" w:cs="Times New Roman"/>
+          <w:sz w:val="20"/>
+          <w:szCs w:val="20"/>
+          <w:lang w:val="uk-UA"/>
+        </w:rPr>
+        <w:t xml:space="preserve">    </w:t>
+      </w:r>
+    </w:p>
+    <w:p>
+      <w:pPr>
+        <w:spacing w:line="240" w:lineRule="auto"/>
+        <w:rPr>
+          <w:rFonts w:ascii="Consolas" w:eastAsia="Times New Roman" w:hAnsi="Consolas" w:cs="Times New Roman"/>
+          <w:sz w:val="20"/>
+          <w:szCs w:val="20"/>
+          <w:lang w:val="uk-UA"/>
+        </w:rPr>
+      </w:pPr>
+      <w:r>
+        <w:rPr>
+          <w:rFonts w:ascii="Consolas" w:eastAsia="Times New Roman" w:hAnsi="Consolas" w:cs="Times New Roman"/>
+          <w:sz w:val="20"/>
+          <w:szCs w:val="20"/>
+          <w:lang w:val="uk-UA"/>
+        </w:rPr>
+        <w:t xml:space="preserve">    </w:t>
+      </w:r>
+      <w:r>
+        <w:rPr>
+          <w:rFonts w:ascii="Consolas" w:eastAsia="Times New Roman" w:hAnsi="Consolas" w:cs="Times New Roman"/>
+          <w:color w:val="008013"/>
+          <w:sz w:val="20"/>
+          <w:szCs w:val="20"/>
+          <w:lang w:val="uk-UA"/>
+        </w:rPr>
+        <w:t>% 4.2 y(x) – траєкторія</w:t>
+      </w:r>
+    </w:p>
+    <w:p>
+      <w:pPr>
+        <w:spacing w:line="240" w:lineRule="auto"/>
+        <w:rPr>
+          <w:rFonts w:ascii="Consolas" w:eastAsia="Times New Roman" w:hAnsi="Consolas" w:cs="Times New Roman"/>
+          <w:sz w:val="20"/>
+          <w:szCs w:val="20"/>
+          <w:lang w:val="uk-UA"/>
+        </w:rPr>
+      </w:pPr>
+      <w:r>
+        <w:rPr>
+          <w:rFonts w:ascii="Consolas" w:eastAsia="Times New Roman" w:hAnsi="Consolas" w:cs="Times New Roman"/>
+          <w:sz w:val="20"/>
+          <w:szCs w:val="20"/>
+          <w:lang w:val="uk-UA"/>
+        </w:rPr>
+        <w:t xml:space="preserve">    </w:t>
+      </w:r>
+      <w:proofErr w:type="spellStart"/>
+      <w:r>
+        <w:rPr>
+          <w:rFonts w:ascii="Consolas" w:eastAsia="Times New Roman" w:hAnsi="Consolas" w:cs="Times New Roman"/>
+          <w:sz w:val="20"/>
+          <w:szCs w:val="20"/>
+          <w:lang w:val="uk-UA"/>
+        </w:rPr>
+        <w:t>subplot</w:t>
+      </w:r>
+      <w:proofErr w:type="spellEnd"/>
+      <w:r>
+        <w:rPr>
+          <w:rFonts w:ascii="Consolas" w:eastAsia="Times New Roman" w:hAnsi="Consolas" w:cs="Times New Roman"/>
+          <w:sz w:val="20"/>
+          <w:szCs w:val="20"/>
+          <w:lang w:val="uk-UA"/>
+        </w:rPr>
+        <w:t xml:space="preserve">(1,2,2); </w:t>
+      </w:r>
+      <w:proofErr w:type="spellStart"/>
+      <w:r>
+        <w:rPr>
+          <w:rFonts w:ascii="Consolas" w:eastAsia="Times New Roman" w:hAnsi="Consolas" w:cs="Times New Roman"/>
+          <w:sz w:val="20"/>
+          <w:szCs w:val="20"/>
+          <w:lang w:val="uk-UA"/>
+        </w:rPr>
+        <w:t>plot</w:t>
+      </w:r>
+      <w:proofErr w:type="spellEnd"/>
+      <w:r>
+        <w:rPr>
+          <w:rFonts w:ascii="Consolas" w:eastAsia="Times New Roman" w:hAnsi="Consolas" w:cs="Times New Roman"/>
+          <w:sz w:val="20"/>
+          <w:szCs w:val="20"/>
+          <w:lang w:val="uk-UA"/>
+        </w:rPr>
+        <w:t>(x, y,</w:t>
+      </w:r>
+      <w:r>
+        <w:rPr>
+          <w:rFonts w:ascii="Consolas" w:eastAsia="Times New Roman" w:hAnsi="Consolas" w:cs="Times New Roman"/>
+          <w:color w:val="A709F5"/>
+          <w:sz w:val="20"/>
+          <w:szCs w:val="20"/>
+          <w:lang w:val="uk-UA"/>
+        </w:rPr>
+        <w:t>'LineWidth'</w:t>
+      </w:r>
+      <w:r>
+        <w:rPr>
+          <w:rFonts w:ascii="Consolas" w:eastAsia="Times New Roman" w:hAnsi="Consolas" w:cs="Times New Roman"/>
+          <w:sz w:val="20"/>
+          <w:szCs w:val="20"/>
+          <w:lang w:val="uk-UA"/>
+        </w:rPr>
+        <w:t>,1.2);</w:t>
+      </w:r>
+    </w:p>
+    <w:p>
+      <w:pPr>
+        <w:spacing w:line="240" w:lineRule="auto"/>
+        <w:rPr>
+          <w:rFonts w:ascii="Consolas" w:eastAsia="Times New Roman" w:hAnsi="Consolas" w:cs="Times New Roman"/>
+          <w:sz w:val="20"/>
+          <w:szCs w:val="20"/>
+          <w:lang w:val="uk-UA"/>
+        </w:rPr>
+      </w:pPr>
+      <w:r>
+        <w:rPr>
+          <w:rFonts w:ascii="Consolas" w:eastAsia="Times New Roman" w:hAnsi="Consolas" w:cs="Times New Roman"/>
+          <w:sz w:val="20"/>
+          <w:szCs w:val="20"/>
+          <w:lang w:val="uk-UA"/>
+        </w:rPr>
+        <w:t xml:space="preserve">    </w:t>
+      </w:r>
+      <w:proofErr w:type="spellStart"/>
+      <w:r>
+        <w:rPr>
+          <w:rFonts w:ascii="Consolas" w:eastAsia="Times New Roman" w:hAnsi="Consolas" w:cs="Times New Roman"/>
+          <w:sz w:val="20"/>
+          <w:szCs w:val="20"/>
+          <w:lang w:val="uk-UA"/>
+        </w:rPr>
+        <w:t>xlabel</w:t>
+      </w:r>
+      <w:proofErr w:type="spellEnd"/>
+      <w:r>
+        <w:rPr>
+          <w:rFonts w:ascii="Consolas" w:eastAsia="Times New Roman" w:hAnsi="Consolas" w:cs="Times New Roman"/>
+          <w:sz w:val="20"/>
+          <w:szCs w:val="20"/>
+          <w:lang w:val="uk-UA"/>
+        </w:rPr>
+        <w:t>(</w:t>
+      </w:r>
+      <w:r>
+        <w:rPr>
+          <w:rFonts w:ascii="Consolas" w:eastAsia="Times New Roman" w:hAnsi="Consolas" w:cs="Times New Roman"/>
+          <w:color w:val="A709F5"/>
+          <w:sz w:val="20"/>
+          <w:szCs w:val="20"/>
+          <w:lang w:val="uk-UA"/>
+        </w:rPr>
+        <w:t>'x, млн км'</w:t>
+      </w:r>
+      <w:r>
+        <w:rPr>
+          <w:rFonts w:ascii="Consolas" w:eastAsia="Times New Roman" w:hAnsi="Consolas" w:cs="Times New Roman"/>
+          <w:sz w:val="20"/>
+          <w:szCs w:val="20"/>
+          <w:lang w:val="uk-UA"/>
+        </w:rPr>
+        <w:t xml:space="preserve">); </w:t>
+      </w:r>
+      <w:proofErr w:type="spellStart"/>
+      <w:r>
+        <w:rPr>
+          <w:rFonts w:ascii="Consolas" w:eastAsia="Times New Roman" w:hAnsi="Consolas" w:cs="Times New Roman"/>
+          <w:sz w:val="20"/>
+          <w:szCs w:val="20"/>
+          <w:lang w:val="uk-UA"/>
+        </w:rPr>
+        <w:t>ylabel</w:t>
+      </w:r>
+      <w:proofErr w:type="spellEnd"/>
+      <w:r>
+        <w:rPr>
+          <w:rFonts w:ascii="Consolas" w:eastAsia="Times New Roman" w:hAnsi="Consolas" w:cs="Times New Roman"/>
+          <w:sz w:val="20"/>
+          <w:szCs w:val="20"/>
+          <w:lang w:val="uk-UA"/>
+        </w:rPr>
+        <w:t>(</w:t>
+      </w:r>
+      <w:r>
+        <w:rPr>
+          <w:rFonts w:ascii="Consolas" w:eastAsia="Times New Roman" w:hAnsi="Consolas" w:cs="Times New Roman"/>
+          <w:color w:val="A709F5"/>
+          <w:sz w:val="20"/>
+          <w:szCs w:val="20"/>
+          <w:lang w:val="uk-UA"/>
+        </w:rPr>
+        <w:t>'y, млн км'</w:t>
+      </w:r>
+      <w:r>
+        <w:rPr>
+          <w:rFonts w:ascii="Consolas" w:eastAsia="Times New Roman" w:hAnsi="Consolas" w:cs="Times New Roman"/>
+          <w:sz w:val="20"/>
+          <w:szCs w:val="20"/>
+          <w:lang w:val="uk-UA"/>
+        </w:rPr>
+        <w:t>);</w:t>
+      </w:r>
+    </w:p>
+    <w:p>
+      <w:pPr>
+        <w:spacing w:line="240" w:lineRule="auto"/>
+        <w:rPr>
+          <w:rFonts w:ascii="Consolas" w:eastAsia="Times New Roman" w:hAnsi="Consolas" w:cs="Times New Roman"/>
+          <w:sz w:val="20"/>
+          <w:szCs w:val="20"/>
+          <w:lang w:val="uk-UA"/>
+        </w:rPr>
+      </w:pPr>
+      <w:r>
+        <w:rPr>
+          <w:rFonts w:ascii="Consolas" w:eastAsia="Times New Roman" w:hAnsi="Consolas" w:cs="Times New Roman"/>
+          <w:sz w:val="20"/>
+          <w:szCs w:val="20"/>
+          <w:lang w:val="uk-UA"/>
+        </w:rPr>
+        <w:t xml:space="preserve">    </w:t>
+      </w:r>
+      <w:proofErr w:type="spellStart"/>
+      <w:r>
+        <w:rPr>
+          <w:rFonts w:ascii="Consolas" w:eastAsia="Times New Roman" w:hAnsi="Consolas" w:cs="Times New Roman"/>
+          <w:sz w:val="20"/>
+          <w:szCs w:val="20"/>
+          <w:lang w:val="uk-UA"/>
+        </w:rPr>
+        <w:t>axis</w:t>
+      </w:r>
+      <w:proofErr w:type="spellEnd"/>
+      <w:r>
+        <w:rPr>
+          <w:rFonts w:ascii="Consolas" w:eastAsia="Times New Roman" w:hAnsi="Consolas" w:cs="Times New Roman"/>
+          <w:sz w:val="20"/>
+          <w:szCs w:val="20"/>
+          <w:lang w:val="uk-UA"/>
+        </w:rPr>
+        <w:t xml:space="preserve"> </w:t>
+      </w:r>
+      <w:proofErr w:type="spellStart"/>
+      <w:r>
+        <w:rPr>
+          <w:rFonts w:ascii="Consolas" w:eastAsia="Times New Roman" w:hAnsi="Consolas" w:cs="Times New Roman"/>
+          <w:color w:val="A709F5"/>
+          <w:sz w:val="20"/>
+          <w:szCs w:val="20"/>
+          <w:lang w:val="uk-UA"/>
+        </w:rPr>
+        <w:t>equal</w:t>
+      </w:r>
+      <w:proofErr w:type="spellEnd"/>
+      <w:r>
+        <w:rPr>
+          <w:rFonts w:ascii="Consolas" w:eastAsia="Times New Roman" w:hAnsi="Consolas" w:cs="Times New Roman"/>
+          <w:sz w:val="20"/>
+          <w:szCs w:val="20"/>
+          <w:lang w:val="uk-UA"/>
+        </w:rPr>
+        <w:t xml:space="preserve">; </w:t>
+      </w:r>
+      <w:proofErr w:type="spellStart"/>
+      <w:r>
+        <w:rPr>
+          <w:rFonts w:ascii="Consolas" w:eastAsia="Times New Roman" w:hAnsi="Consolas" w:cs="Times New Roman"/>
+          <w:sz w:val="20"/>
+          <w:szCs w:val="20"/>
+          <w:lang w:val="uk-UA"/>
+        </w:rPr>
+        <w:t>grid</w:t>
+      </w:r>
+      <w:proofErr w:type="spellEnd"/>
+      <w:r>
+        <w:rPr>
+          <w:rFonts w:ascii="Consolas" w:eastAsia="Times New Roman" w:hAnsi="Consolas" w:cs="Times New Roman"/>
+          <w:sz w:val="20"/>
+          <w:szCs w:val="20"/>
+          <w:lang w:val="uk-UA"/>
+        </w:rPr>
+        <w:t xml:space="preserve"> </w:t>
+      </w:r>
+      <w:proofErr w:type="spellStart"/>
+      <w:r>
+        <w:rPr>
+          <w:rFonts w:ascii="Consolas" w:eastAsia="Times New Roman" w:hAnsi="Consolas" w:cs="Times New Roman"/>
+          <w:color w:val="A709F5"/>
+          <w:sz w:val="20"/>
+          <w:szCs w:val="20"/>
+          <w:lang w:val="uk-UA"/>
+        </w:rPr>
+        <w:t>on</w:t>
+      </w:r>
+      <w:proofErr w:type="spellEnd"/>
+      <w:r>
+        <w:rPr>
+          <w:rFonts w:ascii="Consolas" w:eastAsia="Times New Roman" w:hAnsi="Consolas" w:cs="Times New Roman"/>
+          <w:sz w:val="20"/>
+          <w:szCs w:val="20"/>
+          <w:lang w:val="uk-UA"/>
+        </w:rPr>
+        <w:t>;</w:t>
+      </w:r>
+    </w:p>
+    <w:p>
+      <w:pPr>
+        <w:spacing w:line="240" w:lineRule="auto"/>
+        <w:rPr>
+          <w:rFonts w:ascii="Consolas" w:eastAsia="Times New Roman" w:hAnsi="Consolas" w:cs="Times New Roman"/>
+          <w:sz w:val="20"/>
+          <w:szCs w:val="20"/>
+          <w:lang w:val="uk-UA"/>
+        </w:rPr>
+      </w:pPr>
+      <w:r>
+        <w:rPr>
+          <w:rFonts w:ascii="Consolas" w:eastAsia="Times New Roman" w:hAnsi="Consolas" w:cs="Times New Roman"/>
+          <w:sz w:val="20"/>
+          <w:szCs w:val="20"/>
+          <w:lang w:val="uk-UA"/>
+        </w:rPr>
+        <w:t xml:space="preserve">    </w:t>
+      </w:r>
+      <w:proofErr w:type="spellStart"/>
+      <w:r>
+        <w:rPr>
+          <w:rFonts w:ascii="Consolas" w:eastAsia="Times New Roman" w:hAnsi="Consolas" w:cs="Times New Roman"/>
+          <w:sz w:val="20"/>
+          <w:szCs w:val="20"/>
+          <w:lang w:val="uk-UA"/>
+        </w:rPr>
+        <w:t>title</w:t>
+      </w:r>
+      <w:proofErr w:type="spellEnd"/>
+      <w:r>
+        <w:rPr>
+          <w:rFonts w:ascii="Consolas" w:eastAsia="Times New Roman" w:hAnsi="Consolas" w:cs="Times New Roman"/>
+          <w:sz w:val="20"/>
+          <w:szCs w:val="20"/>
+          <w:lang w:val="uk-UA"/>
+        </w:rPr>
+        <w:t>([</w:t>
+      </w:r>
+      <w:proofErr w:type="spellStart"/>
+      <w:r>
+        <w:rPr>
+          <w:rFonts w:ascii="Consolas" w:eastAsia="Times New Roman" w:hAnsi="Consolas" w:cs="Times New Roman"/>
+          <w:sz w:val="20"/>
+          <w:szCs w:val="20"/>
+          <w:lang w:val="uk-UA"/>
+        </w:rPr>
+        <w:t>name</w:t>
+      </w:r>
+      <w:proofErr w:type="spellEnd"/>
+      <w:r>
+        <w:rPr>
+          <w:rFonts w:ascii="Consolas" w:eastAsia="Times New Roman" w:hAnsi="Consolas" w:cs="Times New Roman"/>
+          <w:sz w:val="20"/>
+          <w:szCs w:val="20"/>
+          <w:lang w:val="uk-UA"/>
+        </w:rPr>
+        <w:t xml:space="preserve"> </w:t>
+      </w:r>
+      <w:r>
+        <w:rPr>
+          <w:rFonts w:ascii="Consolas" w:eastAsia="Times New Roman" w:hAnsi="Consolas" w:cs="Times New Roman"/>
+          <w:color w:val="A709F5"/>
+          <w:sz w:val="20"/>
+          <w:szCs w:val="20"/>
+          <w:lang w:val="uk-UA"/>
+        </w:rPr>
+        <w:t>':  орбіта в екваторіальній площині'</w:t>
+      </w:r>
+      <w:r>
+        <w:rPr>
+          <w:rFonts w:ascii="Consolas" w:eastAsia="Times New Roman" w:hAnsi="Consolas" w:cs="Times New Roman"/>
+          <w:sz w:val="20"/>
+          <w:szCs w:val="20"/>
+          <w:lang w:val="uk-UA"/>
+        </w:rPr>
+        <w:t>])</w:t>
+      </w:r>
+    </w:p>
+    <w:p>
+      <w:pPr>
+        <w:spacing w:line="240" w:lineRule="auto"/>
+        <w:rPr>
+          <w:rFonts w:ascii="Consolas" w:eastAsia="Times New Roman" w:hAnsi="Consolas" w:cs="Times New Roman"/>
+          <w:sz w:val="20"/>
+          <w:szCs w:val="20"/>
+          <w:lang w:val="uk-UA"/>
+        </w:rPr>
+      </w:pPr>
+      <w:proofErr w:type="spellStart"/>
+      <w:r>
+        <w:rPr>
+          <w:rFonts w:ascii="Consolas" w:eastAsia="Times New Roman" w:hAnsi="Consolas" w:cs="Times New Roman"/>
+          <w:color w:val="0E00FF"/>
+          <w:sz w:val="20"/>
+          <w:szCs w:val="20"/>
+          <w:lang w:val="uk-UA"/>
+        </w:rPr>
+        <w:t>end</w:t>
+      </w:r>
+      <w:proofErr w:type="spellEnd"/>
+    </w:p>
+    <w:p>
+      <w:pPr>
+        <w:spacing w:line="240" w:lineRule="auto"/>
+        <w:rPr>
+          <w:rFonts w:ascii="Consolas" w:eastAsia="Times New Roman" w:hAnsi="Consolas" w:cs="Times New Roman"/>
+          <w:sz w:val="20"/>
+          <w:szCs w:val="20"/>
+          <w:lang w:val="uk-UA"/>
+        </w:rPr>
+      </w:pPr>
+    </w:p>
+    <w:p>
+      <w:pPr>
         <w:rPr>
           <w:lang w:val="ru-RU"/>
         </w:rPr>
@@ -318,479 +3657,82 @@
       <w:pPr>
         <w:pStyle w:val="4"/>
       </w:pPr>
-      <w:r>
-        <w:t>Результати виконання та їх аналіз</w:t>
-      </w:r>
+    </w:p>
+    <w:p>
+      <w:pPr>
+        <w:pStyle w:val="4"/>
+      </w:pPr>
+    </w:p>
+    <w:p>
+      <w:pPr>
+        <w:pStyle w:val="4"/>
+      </w:pPr>
+    </w:p>
+    <w:p>
+      <w:pPr>
+        <w:pStyle w:val="4"/>
+      </w:pPr>
+    </w:p>
+    <w:p>
+      <w:pPr>
+        <w:pStyle w:val="4"/>
+      </w:pPr>
     </w:p>
     <w:p/>
     <w:p/>
     <w:p>
       <w:pPr>
-        <w:pStyle w:val="3"/>
-        <w:rPr>
-          <w:b/>
-          <w:bCs/>
-        </w:rPr>
-      </w:pPr>
-      <w:r>
-        <w:rPr>
-          <w:b/>
-          <w:bCs/>
-        </w:rPr>
-        <w:t>Завдання 2.</w:t>
-      </w:r>
-    </w:p>
-    <w:p>
-      <w:pPr>
         <w:pStyle w:val="4"/>
       </w:pPr>
-      <w:bookmarkStart w:id="8" w:name="_vqe406215xlz" w:colFirst="0" w:colLast="0"/>
-      <w:bookmarkEnd w:id="8"/>
-      <w:r>
-        <w:t>Умова завдання</w:t>
-      </w:r>
-    </w:p>
-    <w:p/>
-    <w:p>
-      <w:pPr>
-        <w:pStyle w:val="4"/>
-      </w:pPr>
-      <w:r>
-        <w:t>Програмна реалізація</w:t>
-      </w:r>
-    </w:p>
-    <w:p/>
-    <w:p>
-      <w:pPr>
-        <w:pStyle w:val="4"/>
-      </w:pPr>
-      <w:bookmarkStart w:id="9" w:name="_uoi7493p9xjj" w:colFirst="0" w:colLast="0"/>
-      <w:bookmarkEnd w:id="9"/>
-      <w:r>
+      <w:r>
+        <w:lastRenderedPageBreak/>
         <w:t>Результати виконання та їх аналіз</w:t>
       </w:r>
     </w:p>
     <w:p/>
     <w:p/>
     <w:p>
-      <w:pPr>
-        <w:pStyle w:val="3"/>
-        <w:rPr>
-          <w:b/>
-          <w:bCs/>
-        </w:rPr>
-      </w:pPr>
-      <w:r>
-        <w:rPr>
-          <w:b/>
-          <w:bCs/>
-        </w:rPr>
-        <w:t>Завдання 3.</w:t>
-      </w:r>
-    </w:p>
-    <w:p>
-      <w:pPr>
-        <w:pStyle w:val="4"/>
-      </w:pPr>
-      <w:bookmarkStart w:id="10" w:name="_55c852ga13p3" w:colFirst="0" w:colLast="0"/>
-      <w:bookmarkEnd w:id="10"/>
-      <w:r>
-        <w:t>Умова завдання</w:t>
-      </w:r>
-    </w:p>
-    <w:p/>
-    <w:p>
-      <w:pPr>
-        <w:pStyle w:val="4"/>
-      </w:pPr>
-      <w:r>
-        <w:lastRenderedPageBreak/>
-        <w:t>Програмна реалізація</w:t>
-      </w:r>
-    </w:p>
-    <w:p/>
-    <w:p>
-      <w:pPr>
-        <w:pStyle w:val="4"/>
-      </w:pPr>
-      <w:bookmarkStart w:id="11" w:name="_6gmh3wgny9fj" w:colFirst="0" w:colLast="0"/>
-      <w:bookmarkEnd w:id="11"/>
-      <w:r>
-        <w:t>Результати виконання та їх аналіз</w:t>
-      </w:r>
-    </w:p>
-    <w:p/>
-    <w:p/>
-    <w:p>
-      <w:pPr>
-        <w:spacing w:line="360" w:lineRule="auto"/>
-        <w:rPr>
-          <w:rFonts w:ascii="Times New Roman" w:hAnsi="Times New Roman" w:cs="Times New Roman"/>
-          <w:sz w:val="28"/>
-          <w:szCs w:val="28"/>
-        </w:rPr>
-      </w:pPr>
-    </w:p>
-    <w:p>
-      <w:pPr>
-        <w:pStyle w:val="3"/>
-        <w:rPr>
-          <w:b/>
-          <w:bCs/>
-        </w:rPr>
-      </w:pPr>
-      <w:bookmarkStart w:id="12" w:name="_kez7zw47g1zx" w:colFirst="0" w:colLast="0"/>
-      <w:bookmarkStart w:id="13" w:name="_3w1q9q4vj0ui" w:colFirst="0" w:colLast="0"/>
-      <w:bookmarkStart w:id="14" w:name="_o8dwy1m9nfjk" w:colFirst="0" w:colLast="0"/>
-      <w:bookmarkStart w:id="15" w:name="_pcef3xu79ukv" w:colFirst="0" w:colLast="0"/>
-      <w:bookmarkEnd w:id="12"/>
-      <w:bookmarkEnd w:id="13"/>
-      <w:bookmarkEnd w:id="14"/>
-      <w:bookmarkEnd w:id="15"/>
-      <w:r>
-        <w:rPr>
-          <w:b/>
-          <w:bCs/>
-        </w:rPr>
-        <w:t>Завдання 4.</w:t>
-      </w:r>
-    </w:p>
-    <w:p>
-      <w:pPr>
-        <w:pStyle w:val="4"/>
-      </w:pPr>
-      <w:bookmarkStart w:id="16" w:name="_8c7vbifojsek" w:colFirst="0" w:colLast="0"/>
-      <w:bookmarkEnd w:id="16"/>
-      <w:r>
-        <w:t>Умова завдання</w:t>
-      </w:r>
-      <w:bookmarkStart w:id="17" w:name="_l2nl53bqnr8r" w:colFirst="0" w:colLast="0"/>
-      <w:bookmarkEnd w:id="17"/>
-    </w:p>
-    <w:p/>
-    <w:p>
-      <w:pPr>
-        <w:pStyle w:val="4"/>
-      </w:pPr>
-      <w:r>
-        <w:t>Програмна реалізація</w:t>
-      </w:r>
-    </w:p>
-    <w:p/>
-    <w:p>
-      <w:pPr>
-        <w:pStyle w:val="4"/>
-      </w:pPr>
-      <w:bookmarkStart w:id="18" w:name="_i1dv18247lxc" w:colFirst="0" w:colLast="0"/>
-      <w:bookmarkEnd w:id="18"/>
-      <w:r>
-        <w:t>Результати виконання та їх аналіз</w:t>
-      </w:r>
-    </w:p>
-    <w:p>
-      <w:pPr>
-        <w:spacing w:line="257" w:lineRule="atLeast"/>
-        <w:rPr>
-          <w:rFonts w:ascii="Consolas" w:eastAsia="Times New Roman" w:hAnsi="Consolas" w:cs="Times New Roman"/>
-          <w:sz w:val="20"/>
-          <w:szCs w:val="20"/>
-          <w:lang w:val="uk-UA"/>
-        </w:rPr>
-      </w:pPr>
-      <w:bookmarkStart w:id="19" w:name="_5ap502pi7z4t" w:colFirst="0" w:colLast="0"/>
-      <w:bookmarkEnd w:id="19"/>
-    </w:p>
-    <w:p>
-      <w:pPr>
-        <w:spacing w:line="257" w:lineRule="atLeast"/>
-        <w:rPr>
-          <w:rFonts w:ascii="Consolas" w:eastAsia="Times New Roman" w:hAnsi="Consolas" w:cs="Times New Roman"/>
-          <w:sz w:val="20"/>
-          <w:szCs w:val="20"/>
-          <w:lang w:val="uk-UA"/>
-        </w:rPr>
-      </w:pPr>
-    </w:p>
-    <w:p>
-      <w:pPr>
-        <w:pStyle w:val="3"/>
-        <w:rPr>
-          <w:b/>
-          <w:bCs/>
-        </w:rPr>
-      </w:pPr>
-    </w:p>
-    <w:p>
-      <w:pPr>
-        <w:pStyle w:val="3"/>
-        <w:rPr>
-          <w:b/>
-          <w:bCs/>
-        </w:rPr>
-      </w:pPr>
-      <w:r>
-        <w:rPr>
-          <w:b/>
-          <w:bCs/>
-        </w:rPr>
-        <w:t>Завдання 5.</w:t>
-      </w:r>
-    </w:p>
-    <w:p>
-      <w:pPr>
-        <w:pStyle w:val="4"/>
-      </w:pPr>
-      <w:bookmarkStart w:id="20" w:name="_4q4i60osdvb" w:colFirst="0" w:colLast="0"/>
-      <w:bookmarkEnd w:id="20"/>
-      <w:r>
-        <w:t>Умова завдання</w:t>
-      </w:r>
-    </w:p>
-    <w:p/>
-    <w:p>
-      <w:pPr>
-        <w:pStyle w:val="4"/>
-      </w:pPr>
-      <w:r>
-        <w:t>Програмна реалізація</w:t>
-      </w:r>
-    </w:p>
-    <w:p/>
-    <w:p>
-      <w:pPr>
-        <w:pStyle w:val="4"/>
-      </w:pPr>
-      <w:bookmarkStart w:id="21" w:name="_3sellt10qu7b" w:colFirst="0" w:colLast="0"/>
-      <w:bookmarkEnd w:id="21"/>
-      <w:r>
-        <w:t>Результати виконання та їх аналіз</w:t>
-      </w:r>
-    </w:p>
-    <w:p/>
-    <w:p/>
-    <w:p>
-      <w:pPr>
-        <w:pStyle w:val="3"/>
-        <w:rPr>
-          <w:b/>
-          <w:bCs/>
-        </w:rPr>
-      </w:pPr>
-      <w:bookmarkStart w:id="22" w:name="_vnuh0plx8ufm" w:colFirst="0" w:colLast="0"/>
-      <w:bookmarkEnd w:id="22"/>
-      <w:r>
-        <w:rPr>
-          <w:b/>
-          <w:bCs/>
-        </w:rPr>
-        <w:t>Завдання 6.</w:t>
-      </w:r>
-    </w:p>
-    <w:p>
-      <w:pPr>
-        <w:pStyle w:val="4"/>
-      </w:pPr>
-      <w:bookmarkStart w:id="23" w:name="_j8jpvfu0scim" w:colFirst="0" w:colLast="0"/>
-      <w:bookmarkEnd w:id="23"/>
-      <w:r>
-        <w:t>Умова завдання</w:t>
-      </w:r>
-      <w:bookmarkStart w:id="24" w:name="_yfnt29rl9gfo" w:colFirst="0" w:colLast="0"/>
-      <w:bookmarkEnd w:id="24"/>
-    </w:p>
-    <w:p/>
-    <w:p>
-      <w:pPr>
-        <w:pStyle w:val="4"/>
-      </w:pPr>
-      <w:r>
-        <w:t>Програмна реалізація</w:t>
-      </w:r>
-    </w:p>
-    <w:p/>
-    <w:p>
-      <w:pPr>
-        <w:pStyle w:val="4"/>
-      </w:pPr>
-      <w:bookmarkStart w:id="25" w:name="_qz0wc7fm4h5y" w:colFirst="0" w:colLast="0"/>
-      <w:bookmarkEnd w:id="25"/>
-      <w:r>
-        <w:lastRenderedPageBreak/>
-        <w:t>Результати виконання та їх аналіз</w:t>
-      </w:r>
-      <w:bookmarkStart w:id="26" w:name="_vrh3vidztp7d" w:colFirst="0" w:colLast="0"/>
-      <w:bookmarkEnd w:id="26"/>
-    </w:p>
-    <w:p/>
-    <w:p/>
-    <w:p>
-      <w:pPr>
-        <w:pStyle w:val="3"/>
-        <w:rPr>
-          <w:b/>
-          <w:bCs/>
-        </w:rPr>
-      </w:pPr>
-      <w:r>
-        <w:rPr>
-          <w:b/>
-          <w:bCs/>
-        </w:rPr>
-        <w:t xml:space="preserve">Завдання </w:t>
-      </w:r>
-      <w:r>
-        <w:rPr>
-          <w:b/>
-          <w:bCs/>
-          <w:lang w:val="ru-RU"/>
-        </w:rPr>
-        <w:t>7</w:t>
-      </w:r>
-      <w:r>
-        <w:rPr>
-          <w:b/>
-          <w:bCs/>
-        </w:rPr>
-        <w:t>.</w:t>
-      </w:r>
-    </w:p>
-    <w:p>
-      <w:pPr>
-        <w:pStyle w:val="4"/>
-      </w:pPr>
-      <w:r>
-        <w:t>Умова завдання</w:t>
-      </w:r>
-    </w:p>
-    <w:p/>
-    <w:p>
-      <w:pPr>
-        <w:pStyle w:val="4"/>
-      </w:pPr>
-      <w:r>
-        <w:t>Програмна реалізація</w:t>
-      </w:r>
-    </w:p>
-    <w:p/>
-    <w:p>
-      <w:pPr>
-        <w:pStyle w:val="4"/>
-      </w:pPr>
-      <w:r>
-        <w:t>Результати виконання та їх аналіз</w:t>
-      </w:r>
-    </w:p>
-    <w:p/>
-    <w:p>
-      <w:pPr>
-        <w:pStyle w:val="3"/>
-        <w:rPr>
-          <w:b/>
-          <w:bCs/>
-        </w:rPr>
-      </w:pPr>
-      <w:r>
-        <w:rPr>
-          <w:b/>
-          <w:bCs/>
-        </w:rPr>
-        <w:t xml:space="preserve">Завдання </w:t>
-      </w:r>
-      <w:r>
-        <w:rPr>
-          <w:b/>
-          <w:bCs/>
-          <w:lang w:val="ru-RU"/>
-        </w:rPr>
-        <w:t>8</w:t>
-      </w:r>
-      <w:r>
-        <w:rPr>
-          <w:b/>
-          <w:bCs/>
-        </w:rPr>
-        <w:t>.</w:t>
-      </w:r>
-    </w:p>
-    <w:p>
-      <w:pPr>
-        <w:pStyle w:val="4"/>
-      </w:pPr>
-      <w:r>
-        <w:t>Умова завдання</w:t>
-      </w:r>
-    </w:p>
-    <w:p/>
-    <w:p>
-      <w:pPr>
-        <w:pStyle w:val="4"/>
-      </w:pPr>
-      <w:r>
-        <w:t>Програмна реалізація</w:t>
-      </w:r>
-    </w:p>
-    <w:p/>
-    <w:p>
-      <w:pPr>
-        <w:pStyle w:val="4"/>
-      </w:pPr>
-      <w:r>
-        <w:t>Результати виконання та їх аналіз</w:t>
-      </w:r>
-    </w:p>
-    <w:p/>
-    <w:p>
-      <w:pPr>
-        <w:pStyle w:val="3"/>
-        <w:rPr>
-          <w:b/>
-          <w:bCs/>
-        </w:rPr>
-      </w:pPr>
-    </w:p>
-    <w:p>
-      <w:pPr>
-        <w:pStyle w:val="3"/>
-        <w:rPr>
-          <w:b/>
-          <w:bCs/>
-        </w:rPr>
-      </w:pPr>
-      <w:r>
-        <w:rPr>
-          <w:b/>
-          <w:bCs/>
-        </w:rPr>
-        <w:t>Завдання 9.</w:t>
-      </w:r>
-    </w:p>
-    <w:p>
-      <w:pPr>
-        <w:pStyle w:val="4"/>
-      </w:pPr>
-      <w:r>
-        <w:t>Умова завдання</w:t>
-      </w:r>
-    </w:p>
-    <w:p/>
-    <w:p>
-      <w:pPr>
-        <w:pStyle w:val="4"/>
-      </w:pPr>
-      <w:r>
-        <w:t>Програмна реалізація</w:t>
-      </w:r>
-    </w:p>
-    <w:p/>
-    <w:p>
-      <w:pPr>
-        <w:pStyle w:val="4"/>
-      </w:pPr>
-      <w:r>
-        <w:t>Результати виконання та їх аналіз</w:t>
-      </w:r>
-    </w:p>
-    <w:p/>
+      <w:r>
+        <w:rPr>
+          <w:noProof/>
+        </w:rPr>
+        <w:drawing>
+          <wp:inline distT="0" distB="0" distL="0" distR="0" wp14:anchorId="431A47C8" wp14:editId="10D150C3">
+            <wp:extent cx="5733415" cy="6899910"/>
+            <wp:effectExtent l="0" t="0" r="635" b="0"/>
+            <wp:docPr id="1" name="Рисунок 1"/>
+            <wp:cNvGraphicFramePr>
+              <a:graphicFrameLocks xmlns:a="http://schemas.openxmlformats.org/drawingml/2006/main" noChangeAspect="1"/>
+            </wp:cNvGraphicFramePr>
+            <a:graphic xmlns:a="http://schemas.openxmlformats.org/drawingml/2006/main">
+              <a:graphicData uri="http://schemas.openxmlformats.org/drawingml/2006/picture">
+                <pic:pic xmlns:pic="http://schemas.openxmlformats.org/drawingml/2006/picture">
+                  <pic:nvPicPr>
+                    <pic:cNvPr id="1" name=""/>
+                    <pic:cNvPicPr/>
+                  </pic:nvPicPr>
+                  <pic:blipFill>
+                    <a:blip r:embed="rId5"/>
+                    <a:stretch>
+                      <a:fillRect/>
+                    </a:stretch>
+                  </pic:blipFill>
+                  <pic:spPr>
+                    <a:xfrm>
+                      <a:off x="0" y="0"/>
+                      <a:ext cx="5733415" cy="6899910"/>
+                    </a:xfrm>
+                    <a:prstGeom prst="rect">
+                      <a:avLst/>
+                    </a:prstGeom>
+                  </pic:spPr>
+                </pic:pic>
+              </a:graphicData>
+            </a:graphic>
+          </wp:inline>
+        </w:drawing>
+      </w:r>
+    </w:p>
     <w:p/>
     <w:sectPr>
       <w:pgSz w:w="11909" w:h="16834"/>
